--- a/downloads/workbook/ai-7-week-06.docx
+++ b/downloads/workbook/ai-7-week-06.docx
@@ -961,6 +961,178 @@
         <w:t>Project connection: For the Reproducible AI Research Study, retain an annotated worked trace and the changed-case reasoning. Connect the claim to its records, units and assumptions so another investigator can challenge or reproduce it.</w:t>
       </w:r>
     </w:p>
+    <w:p>
+      <w:pPr>
+        <w:pStyle w:val="Heading1"/>
+      </w:pPr>
+      <w:r>
+        <w:t>13. Project portfolio milestone</w:t>
+      </w:r>
+    </w:p>
+    <w:p>
+      <w:r>
+        <w:t>Project: Reproducible AI Research Study</w:t>
+      </w:r>
+    </w:p>
+    <w:p>
+      <w:r>
+        <w:t>Current milestone: Frame the need. Name the user, the problem, allowed inputs and a safe simple starting method.</w:t>
+      </w:r>
+    </w:p>
+    <w:p>
+      <w:r>
+        <w:t>For the Reproducible AI Research Study, retain an annotated worked trace and the changed-case reasoning. Connect the claim to its records, units and assumptions so another investigator can challenge or reproduce it.</w:t>
+      </w:r>
+    </w:p>
+    <w:tbl>
+      <w:tblPr>
+        <w:tblStyle w:val="LightShading-Accent1"/>
+        <w:tblW w:type="auto" w:w="0"/>
+        <w:tblLook w:firstColumn="1" w:firstRow="1" w:lastColumn="0" w:lastRow="0" w:noHBand="0" w:noVBand="1" w:val="04A0"/>
+      </w:tblPr>
+      <w:tblGrid>
+        <w:gridCol w:w="5112"/>
+        <w:gridCol w:w="5112"/>
+      </w:tblGrid>
+      <w:tr>
+        <w:trPr>
+          <w:tblHeader/>
+        </w:trPr>
+        <w:tc>
+          <w:tcPr>
+            <w:tcW w:type="dxa" w:w="5112"/>
+          </w:tcPr>
+          <w:p>
+            <w:r>
+              <w:t>Evidence to keep</w:t>
+            </w:r>
+          </w:p>
+        </w:tc>
+        <w:tc>
+          <w:tcPr>
+            <w:tcW w:type="dxa" w:w="5112"/>
+          </w:tcPr>
+          <w:p>
+            <w:r>
+              <w:t>My record</w:t>
+            </w:r>
+          </w:p>
+        </w:tc>
+      </w:tr>
+      <w:tr>
+        <w:tc>
+          <w:tcPr>
+            <w:tcW w:type="dxa" w:w="5112"/>
+          </w:tcPr>
+          <w:p>
+            <w:r>
+              <w:t>This week’s input and deciding step</w:t>
+            </w:r>
+          </w:p>
+        </w:tc>
+        <w:tc>
+          <w:tcPr>
+            <w:tcW w:type="dxa" w:w="5112"/>
+          </w:tcPr>
+          <w:p>
+            <w:r/>
+          </w:p>
+        </w:tc>
+      </w:tr>
+      <w:tr>
+        <w:tc>
+          <w:tcPr>
+            <w:tcW w:type="dxa" w:w="5112"/>
+          </w:tcPr>
+          <w:p>
+            <w:r>
+              <w:t>Prediction and actual result (or labelled paper trace)</w:t>
+            </w:r>
+          </w:p>
+        </w:tc>
+        <w:tc>
+          <w:tcPr>
+            <w:tcW w:type="dxa" w:w="5112"/>
+          </w:tcPr>
+          <w:p>
+            <w:r/>
+          </w:p>
+        </w:tc>
+      </w:tr>
+      <w:tr>
+        <w:tc>
+          <w:tcPr>
+            <w:tcW w:type="dxa" w:w="5112"/>
+          </w:tcPr>
+          <w:p>
+            <w:r>
+              <w:t>One change since the previous checkpoint and why</w:t>
+            </w:r>
+          </w:p>
+        </w:tc>
+        <w:tc>
+          <w:tcPr>
+            <w:tcW w:type="dxa" w:w="5112"/>
+          </w:tcPr>
+          <w:p>
+            <w:r/>
+          </w:p>
+        </w:tc>
+      </w:tr>
+      <w:tr>
+        <w:tc>
+          <w:tcPr>
+            <w:tcW w:type="dxa" w:w="5112"/>
+          </w:tcPr>
+          <w:p>
+            <w:r>
+              <w:t>One error or limit and the next test</w:t>
+            </w:r>
+          </w:p>
+        </w:tc>
+        <w:tc>
+          <w:tcPr>
+            <w:tcW w:type="dxa" w:w="5112"/>
+          </w:tcPr>
+          <w:p>
+            <w:r/>
+          </w:p>
+        </w:tc>
+      </w:tr>
+    </w:tbl>
+    <w:p>
+      <w:pPr>
+        <w:pStyle w:val="Heading3"/>
+      </w:pPr>
+      <w:r>
+        <w:t>Explain what this week adds to your project. Reuse last week’s record rather than starting again.</w:t>
+      </w:r>
+    </w:p>
+    <w:p>
+      <w:r>
+        <w:t>________________________________________________________________</w:t>
+      </w:r>
+    </w:p>
+    <w:p>
+      <w:r>
+        <w:t>________________________________________________________________</w:t>
+      </w:r>
+    </w:p>
+    <w:p>
+      <w:r>
+        <w:t>________________________________________________________________</w:t>
+      </w:r>
+    </w:p>
+    <w:p>
+      <w:r>
+        <w:t>________________________________________________________________</w:t>
+      </w:r>
+    </w:p>
+    <w:p>
+      <w:r>
+        <w:t>________________________________________________________________</w:t>
+      </w:r>
+    </w:p>
     <w:sectPr>
       <w:pgSz w:w="12240" w:h="15840"/>
       <w:pgMar w:top="936" w:right="1008" w:bottom="936" w:left="1008" w:header="720" w:footer="720" w:gutter="0"/>

--- a/downloads/workbook/ai-7-week-06.docx
+++ b/downloads/workbook/ai-7-week-06.docx
@@ -1133,6 +1133,230 @@
         <w:t>________________________________________________________________</w:t>
       </w:r>
     </w:p>
+    <w:p>
+      <w:pPr>
+        <w:pStyle w:val="Heading1"/>
+      </w:pPr>
+      <w:r>
+        <w:t>14. Supported practice and learning evidence</w:t>
+      </w:r>
+    </w:p>
+    <w:p>
+      <w:r>
+        <w:t>Use this supported practice once, in the browser or on paper. Keep the reserved independent assessment for a separate first attempt before teacher feedback.</w:t>
+      </w:r>
+    </w:p>
+    <w:p>
+      <w:r>
+        <w:t>A literature matrix that preserves differences. Two fictional studies evaluate related tools under different conditions.</w:t>
+      </w:r>
+    </w:p>
+    <w:p>
+      <w:pPr>
+        <w:pStyle w:val="Heading3"/>
+      </w:pPr>
+      <w:r>
+        <w:t>Practice 1: explain the deciding evidence</w:t>
+      </w:r>
+    </w:p>
+    <w:p>
+      <w:r>
+        <w:t>Which labelled step matches this detail? Neither study directly compares both tools on the same photos.</w:t>
+      </w:r>
+    </w:p>
+    <w:p>
+      <w:r>
+        <w:t>1. Name missing comparison</w:t>
+      </w:r>
+    </w:p>
+    <w:p>
+      <w:r>
+        <w:t>2. Record each method</w:t>
+      </w:r>
+    </w:p>
+    <w:p>
+      <w:r>
+        <w:t>3. Compare rates carefully</w:t>
+      </w:r>
+    </w:p>
+    <w:p>
+      <w:pPr>
+        <w:pStyle w:val="Heading3"/>
+      </w:pPr>
+      <w:r>
+        <w:t>My selected conclusion, deciding fact and explanation</w:t>
+      </w:r>
+    </w:p>
+    <w:p>
+      <w:r>
+        <w:t>________________________________________________________________</w:t>
+      </w:r>
+    </w:p>
+    <w:p>
+      <w:r>
+        <w:t>________________________________________________________________</w:t>
+      </w:r>
+    </w:p>
+    <w:p>
+      <w:r>
+        <w:t>________________________________________________________________</w:t>
+      </w:r>
+    </w:p>
+    <w:p>
+      <w:r>
+        <w:t>________________________________________________________________</w:t>
+      </w:r>
+    </w:p>
+    <w:p>
+      <w:r>
+        <w:t>________________________________________________________________</w:t>
+      </w:r>
+    </w:p>
+    <w:p>
+      <w:r>
+        <w:t>Hint if needed: Read the steps in the pictorial case. Match the supplied detail to the stage that performs or records it.</w:t>
+      </w:r>
+    </w:p>
+    <w:p>
+      <w:r>
+        <w:t>After your attempt, compare with the supported explanation: Name missing comparison Neither study directly compares both tools on the same photos. A literature matrix helps compare evidence without flattening differences. Equal percentages do not mean equivalent tasks, samples or methods.</w:t>
+      </w:r>
+    </w:p>
+    <w:p>
+      <w:pPr>
+        <w:pStyle w:val="Heading3"/>
+      </w:pPr>
+      <w:r>
+        <w:t>Practice 2: explain the deciding evidence</w:t>
+      </w:r>
+    </w:p>
+    <w:p>
+      <w:r>
+        <w:t>Changed-case practice: Remove the indoor/outdoor column. Which conclusion is supported by the supplied facts?</w:t>
+      </w:r>
+    </w:p>
+    <w:p>
+      <w:r>
+        <w:t>1. The matrix conceals an important condition difference.</w:t>
+      </w:r>
+    </w:p>
+    <w:p>
+      <w:r>
+        <w:t>2. We can decide the result without examining the changed input or the procedure.</w:t>
+      </w:r>
+    </w:p>
+    <w:p>
+      <w:r>
+        <w:t>3. This one example guarantees correct results for every future input.</w:t>
+      </w:r>
+    </w:p>
+    <w:p>
+      <w:pPr>
+        <w:pStyle w:val="Heading3"/>
+      </w:pPr>
+      <w:r>
+        <w:t>My selected conclusion, deciding fact and explanation</w:t>
+      </w:r>
+    </w:p>
+    <w:p>
+      <w:r>
+        <w:t>________________________________________________________________</w:t>
+      </w:r>
+    </w:p>
+    <w:p>
+      <w:r>
+        <w:t>________________________________________________________________</w:t>
+      </w:r>
+    </w:p>
+    <w:p>
+      <w:r>
+        <w:t>________________________________________________________________</w:t>
+      </w:r>
+    </w:p>
+    <w:p>
+      <w:r>
+        <w:t>________________________________________________________________</w:t>
+      </w:r>
+    </w:p>
+    <w:p>
+      <w:r>
+        <w:t>________________________________________________________________</w:t>
+      </w:r>
+    </w:p>
+    <w:p>
+      <w:r>
+        <w:t>Hint if needed: Use the changed condition and the deciding step in the pictorial trace. The answer must say what follows from those facts.</w:t>
+      </w:r>
+    </w:p>
+    <w:p>
+      <w:r>
+        <w:t>After your attempt, compare with the supported explanation: The matrix conceals an important condition difference. A reader might now mistake unlike studies for a controlled head-to-head comparison.</w:t>
+      </w:r>
+    </w:p>
+    <w:p>
+      <w:pPr>
+        <w:pStyle w:val="Heading3"/>
+      </w:pPr>
+      <w:r>
+        <w:t>Repair a missing building block</w:t>
+      </w:r>
+    </w:p>
+    <w:p>
+      <w:r>
+        <w:t>Review Replication and reproduction (ai-7/5). Goal: Explain the mechanism and terminology of replication and reproduction. Short practice: Calculate the scores from the original and new four-record sets. Which activity reproduces saved analysis, which repeats the protocol, and why does a different rerun of the original data need investigation?. Return to this week and explain what you changed.</w:t>
+      </w:r>
+    </w:p>
+    <w:p>
+      <w:r>
+        <w:t>Review Finding primary research (ai-7/3). Goal: Explain the mechanism and terminology of finding primary research. Short practice: Separate what the blog claims from what the original report records. Which methods and denominator must be inspected, and what status is honest if the original report is unavailable?. Return to this week and explain what you changed.</w:t>
+      </w:r>
+    </w:p>
+    <w:p>
+      <w:pPr>
+        <w:pStyle w:val="Heading3"/>
+      </w:pPr>
+      <w:r>
+        <w:t>Keep your completed work</w:t>
+      </w:r>
+    </w:p>
+    <w:p>
+      <w:r>
+        <w:t>Use Download completed work in the hosted lesson to export your answers, reflections, practice feedback and code-run evidence. Open the HTML copy to read or print it. Drafts stay in this browser when storage is available; clear drafts on a shared device.</w:t>
+      </w:r>
+    </w:p>
+    <w:p>
+      <w:pPr>
+        <w:pStyle w:val="Heading3"/>
+      </w:pPr>
+      <w:r>
+        <w:t>What I repaired, the evidence I kept and the next test</w:t>
+      </w:r>
+    </w:p>
+    <w:p>
+      <w:r>
+        <w:t>________________________________________________________________</w:t>
+      </w:r>
+    </w:p>
+    <w:p>
+      <w:r>
+        <w:t>________________________________________________________________</w:t>
+      </w:r>
+    </w:p>
+    <w:p>
+      <w:r>
+        <w:t>________________________________________________________________</w:t>
+      </w:r>
+    </w:p>
+    <w:p>
+      <w:r>
+        <w:t>________________________________________________________________</w:t>
+      </w:r>
+    </w:p>
+    <w:p>
+      <w:r>
+        <w:t>________________________________________________________________</w:t>
+      </w:r>
+    </w:p>
     <w:sectPr>
       <w:pgSz w:w="12240" w:h="15840"/>
       <w:pgMar w:top="936" w:right="1008" w:bottom="936" w:left="1008" w:header="720" w:footer="720" w:gutter="0"/>

--- a/downloads/workbook/ai-7-week-06.docx
+++ b/downloads/workbook/ai-7-week-06.docx
@@ -30,6 +30,17 @@
     </w:p>
     <w:p>
       <w:r>
+        <w:t>Record your starting explanation for A literature comparison matrix before opening notes. Show any later correction separately.</w:t>
+      </w:r>
+    </w:p>
+    <w:p>
+      <w:pPr>
+        <w:spacing w:line="336" w:lineRule="auto" w:after="180"/>
+      </w:pPr>
+      <w:r>
+        <w:rPr>
+          <w:b w:val="0"/>
+        </w:rPr>
         <w:t>Try the recall before opening notes. Then use a different colour or a labelled second line to correct your explanation.</w:t>
       </w:r>
     </w:p>
@@ -42,7 +53,13 @@
       </w:r>
     </w:p>
     <w:p>
-      <w:r>
+      <w:pPr>
+        <w:spacing w:line="336" w:lineRule="auto" w:after="180"/>
+      </w:pPr>
+      <w:r>
+        <w:rPr>
+          <w:b w:val="0"/>
+        </w:rPr>
         <w:t>Without opening the old lesson, explain one key idea from Replication and reproduction. Give an example and a mistake that the idea helps you avoid.</w:t>
       </w:r>
     </w:p>
@@ -78,7 +95,13 @@
       </w:r>
     </w:p>
     <w:p>
-      <w:r>
+      <w:pPr>
+        <w:spacing w:line="336" w:lineRule="auto" w:after="180"/>
+      </w:pPr>
+      <w:r>
+        <w:rPr>
+          <w:b w:val="0"/>
+        </w:rPr>
         <w:t>Without opening the old lesson, explain one key idea from Finding primary research. Give an example and a mistake that the idea helps you avoid.</w:t>
       </w:r>
     </w:p>
@@ -115,6 +138,17 @@
     </w:p>
     <w:p>
       <w:r>
+        <w:t>Complete the supported A literature comparison matrix trace and record the first step you can explain without help.</w:t>
+      </w:r>
+    </w:p>
+    <w:p>
+      <w:pPr>
+        <w:spacing w:line="336" w:lineRule="auto" w:after="180"/>
+      </w:pPr>
+      <w:r>
+        <w:rPr>
+          <w:b w:val="0"/>
+        </w:rPr>
         <w:t>Use W2: Trace the worked case for A literature comparison matrix. Record the answer once; the lesson and workbook refer to the same attempt.</w:t>
       </w:r>
     </w:p>
@@ -243,7 +277,29 @@
     </w:p>
     <w:p>
       <w:r>
-        <w:t>Use the worked case for A literature comparison matrix. Proposed explanation: “The worked result establishes every future case”. Decide whether this explanation is supported. Point to the step or supplied fact that decides; explain your repair if needed.</w:t>
+        <w:t>Check the proposed A literature comparison matrix explanation against the supplied facts before discussing it.</w:t>
+      </w:r>
+    </w:p>
+    <w:p>
+      <w:pPr>
+        <w:spacing w:line="336" w:lineRule="auto" w:after="180"/>
+      </w:pPr>
+      <w:r>
+        <w:rPr>
+          <w:b w:val="0"/>
+        </w:rPr>
+        <w:t>Use the worked case for A literature comparison matrix. Proposed explanation: “The worked result establishes every future case”. Decide whether this explanation is supported.</w:t>
+      </w:r>
+    </w:p>
+    <w:p>
+      <w:pPr>
+        <w:spacing w:line="336" w:lineRule="auto" w:after="180"/>
+      </w:pPr>
+      <w:r>
+        <w:rPr>
+          <w:b w:val="0"/>
+        </w:rPr>
+        <w:t>Point to the step or supplied fact that decides; explain your repair if needed.</w:t>
       </w:r>
     </w:p>
     <w:p>
@@ -283,16 +339,8 @@
       </w:r>
     </w:p>
     <w:p>
-      <w:pPr>
-        <w:pStyle w:val="Heading3"/>
-      </w:pPr>
-      <w:r>
-        <w:t>Independent case: Apply a new case independently</w:t>
-      </w:r>
-    </w:p>
-    <w:p>
-      <w:r>
-        <w:t>A has recall@5 .8; B has precision@3 .9 on another corpus. Can you rank them?</w:t>
+      <w:r>
+        <w:t>Write one first attempt at the reserved independent case before feedback. Repeated copies of that case refer to the same recorded attempt.</w:t>
       </w:r>
     </w:p>
     <w:p>
@@ -300,17 +348,27 @@
         <w:pStyle w:val="Heading3"/>
       </w:pPr>
       <w:r>
-        <w:t>My independent explanation, trace and limits</w:t>
+        <w:t>Independent case: Apply a new case independently</w:t>
       </w:r>
     </w:p>
     <w:p>
-      <w:r>
-        <w:t>________________________________________________________________</w:t>
+      <w:pPr>
+        <w:spacing w:line="336" w:lineRule="auto" w:after="180"/>
+        <w:shd w:fill="F5F1FB"/>
+      </w:pPr>
+      <w:r>
+        <w:rPr>
+          <w:b w:val="0"/>
+        </w:rPr>
+        <w:t>A has recall@5 .8; B has precision@3 .9 on another corpus. Can you rank them?</w:t>
       </w:r>
     </w:p>
     <w:p>
-      <w:r>
-        <w:t>________________________________________________________________</w:t>
+      <w:pPr>
+        <w:pStyle w:val="Heading3"/>
+      </w:pPr>
+      <w:r>
+        <w:t>My independent explanation, trace and limits</w:t>
       </w:r>
     </w:p>
     <w:p>
@@ -340,6 +398,22 @@
     </w:p>
     <w:p>
       <w:r>
+        <w:t>________________________________________________________________</w:t>
+      </w:r>
+    </w:p>
+    <w:p>
+      <w:r>
+        <w:t>________________________________________________________________</w:t>
+      </w:r>
+    </w:p>
+    <w:p>
+      <w:pPr>
+        <w:spacing w:line="336" w:lineRule="auto" w:after="180"/>
+      </w:pPr>
+      <w:r>
+        <w:rPr>
+          <w:b w:val="0"/>
+        </w:rPr>
         <w:t>Attempt this case before feedback. Record any help. Earlier examples below are further practice; a case already practised with feedback cannot establish fresh transfer.</w:t>
       </w:r>
     </w:p>
@@ -353,7 +427,54 @@
     </w:p>
     <w:p>
       <w:r>
-        <w:t>Explain the weekly mechanism in your own words. Use the worked scenario to name its input, decision rule and output.</w:t>
+        <w:t>Explain the mechanism. Apply the supplied A literature comparison matrix facts and keep your reasoning.</w:t>
+      </w:r>
+    </w:p>
+    <w:p>
+      <w:pPr>
+        <w:spacing w:line="336" w:lineRule="auto" w:after="180"/>
+      </w:pPr>
+      <w:r>
+        <w:rPr>
+          <w:b w:val="0"/>
+        </w:rPr>
+        <w:t xml:space="preserve">Explain the weekly </w:t>
+      </w:r>
+      <w:r>
+        <w:rPr>
+          <w:b/>
+        </w:rPr>
+        <w:t>mechanism</w:t>
+      </w:r>
+      <w:r>
+        <w:rPr>
+          <w:b w:val="0"/>
+        </w:rPr>
+        <w:t xml:space="preserve"> in your own words. Use the worked scenario to name its </w:t>
+      </w:r>
+      <w:r>
+        <w:rPr>
+          <w:b/>
+        </w:rPr>
+        <w:t>input</w:t>
+      </w:r>
+      <w:r>
+        <w:rPr>
+          <w:b w:val="0"/>
+        </w:rPr>
+        <w:t xml:space="preserve">, decision rule and </w:t>
+      </w:r>
+      <w:r>
+        <w:rPr>
+          <w:b/>
+        </w:rPr>
+        <w:t>output</w:t>
+      </w:r>
+      <w:r>
+        <w:rPr>
+          <w:b w:val="0"/>
+        </w:rPr>
+        <w:t>.</w:t>
       </w:r>
     </w:p>
     <w:p>
@@ -404,7 +525,30 @@
     </w:p>
     <w:p>
       <w:r>
-        <w:t>Study A reports accuracy90% on easy classification; B reports claim support80% on difficult generated answers. Show the intermediate steps and give the conclusion with its scope.</w:t>
+        <w:t>Trace the worked case. Apply the supplied A literature comparison matrix facts and keep your reasoning.</w:t>
+      </w:r>
+    </w:p>
+    <w:p>
+      <w:pPr>
+        <w:spacing w:line="336" w:lineRule="auto" w:after="180"/>
+      </w:pPr>
+      <w:r>
+        <w:rPr>
+          <w:b w:val="0"/>
+        </w:rPr>
+        <w:t>Study A reports accuracy90% on easy classification; B reports claim support</w:t>
+      </w:r>
+      <w:r>
+        <w:rPr>
+          <w:b/>
+        </w:rPr>
+        <w:t>80%</w:t>
+      </w:r>
+      <w:r>
+        <w:rPr>
+          <w:b w:val="0"/>
+        </w:rPr>
+        <w:t xml:space="preserve"> on difficult generated answers. Show the intermediate steps and give the conclusion with its scope.</w:t>
       </w:r>
     </w:p>
     <w:p>
@@ -460,7 +604,30 @@
     </w:p>
     <w:p>
       <w:r>
-        <w:t>A report omits this qualification: A matrix documents comparison limits; it does not create missing common evidence. Explain how omitting it could change a reader's interpretation, and write an accurate replacement.</w:t>
+        <w:t>Audit the limit. Apply the supplied A literature comparison matrix facts and keep your reasoning.</w:t>
+      </w:r>
+    </w:p>
+    <w:p>
+      <w:pPr>
+        <w:spacing w:line="336" w:lineRule="auto" w:after="180"/>
+      </w:pPr>
+      <w:r>
+        <w:rPr>
+          <w:b w:val="0"/>
+        </w:rPr>
+        <w:t xml:space="preserve">A report omits this qualification: A matrix documents comparison limits; it does not create missing common </w:t>
+      </w:r>
+      <w:r>
+        <w:rPr>
+          <w:b/>
+        </w:rPr>
+        <w:t>evidence</w:t>
+      </w:r>
+      <w:r>
+        <w:rPr>
+          <w:b w:val="0"/>
+        </w:rPr>
+        <w:t>. Explain how omitting it could change a reader's interpretation, and write an accurate replacement.</w:t>
       </w:r>
     </w:p>
     <w:p>
@@ -511,6 +678,18 @@
     </w:p>
     <w:p>
       <w:r>
+        <w:t>Attempt before feedback. If this repeats the selected independent case, reuse that first attempt; otherwise keep a separate record. Apply a new case independently. Apply the supplied A literature comparison matrix facts and keep your reasoning.</w:t>
+      </w:r>
+    </w:p>
+    <w:p>
+      <w:pPr>
+        <w:spacing w:line="336" w:lineRule="auto" w:after="180"/>
+        <w:shd w:fill="F5F1FB"/>
+      </w:pPr>
+      <w:r>
+        <w:rPr>
+          <w:b w:val="0"/>
+        </w:rPr>
         <w:t>A has recall@5 .8; B has precision@3 .9 on another corpus. Can you rank them?</w:t>
       </w:r>
     </w:p>
@@ -572,7 +751,29 @@
     </w:p>
     <w:p>
       <w:r>
-        <w:t>For the worked scenario, propose one additional case that could reveal a failure, describe its expected outcome before running it, and explain what would need to remain fixed for a fair comparison. Do not reuse W4 as a new final test after receiving feedback.</w:t>
+        <w:t>Design a revealing follow-up. Apply the supplied A literature comparison matrix facts and keep your reasoning.</w:t>
+      </w:r>
+    </w:p>
+    <w:p>
+      <w:pPr>
+        <w:spacing w:line="336" w:lineRule="auto" w:after="180"/>
+      </w:pPr>
+      <w:r>
+        <w:rPr>
+          <w:b w:val="0"/>
+        </w:rPr>
+        <w:t>For the worked scenario, propose one additional case that could reveal a failure, describe its expected outcome before running it, and explain what would need to remain fixed for a fair comparison.</w:t>
+      </w:r>
+    </w:p>
+    <w:p>
+      <w:pPr>
+        <w:spacing w:line="336" w:lineRule="auto" w:after="180"/>
+      </w:pPr>
+      <w:r>
+        <w:rPr>
+          <w:b w:val="0"/>
+        </w:rPr>
+        <w:t>Do not reuse W4 as a new final test after receiving feedback.</w:t>
       </w:r>
     </w:p>
     <w:p>
@@ -628,7 +829,77 @@
     </w:p>
     <w:p>
       <w:r>
-        <w:t>Add a labelled a literature comparison matrix evidence sheet to Reproducible AI Research Study. Show how you can explain the mechanism and terminology of a literature comparison matrix. Use the supplied fictional case and keep its inputs, intermediate steps, calculation or prediction, and limitation. Connect this record to last week’s record; a matching answer without a trace is insufficient.</w:t>
+        <w:t>Connect A literature comparison matrix to Reproducible AI Research Study, identify a limit and choose the next useful test.</w:t>
+      </w:r>
+    </w:p>
+    <w:p>
+      <w:pPr>
+        <w:spacing w:line="336" w:lineRule="auto" w:after="180"/>
+      </w:pPr>
+      <w:r>
+        <w:rPr>
+          <w:b w:val="0"/>
+        </w:rPr>
+        <w:t xml:space="preserve">Add a labelled a literature comparison matrix </w:t>
+      </w:r>
+      <w:r>
+        <w:rPr>
+          <w:b/>
+        </w:rPr>
+        <w:t>evidence</w:t>
+      </w:r>
+      <w:r>
+        <w:rPr>
+          <w:b w:val="0"/>
+        </w:rPr>
+        <w:t xml:space="preserve"> sheet to Reproducible AI Research Study. Show how you can explain the </w:t>
+      </w:r>
+      <w:r>
+        <w:rPr>
+          <w:b/>
+        </w:rPr>
+        <w:t>mechanism</w:t>
+      </w:r>
+      <w:r>
+        <w:rPr>
+          <w:b w:val="0"/>
+        </w:rPr>
+        <w:t xml:space="preserve"> and terminology of a literature comparison matrix.</w:t>
+      </w:r>
+    </w:p>
+    <w:p>
+      <w:pPr>
+        <w:spacing w:line="336" w:lineRule="auto" w:after="180"/>
+      </w:pPr>
+      <w:r>
+        <w:rPr>
+          <w:b w:val="0"/>
+        </w:rPr>
+        <w:t xml:space="preserve">Use the supplied fictional case and keep its </w:t>
+      </w:r>
+      <w:r>
+        <w:rPr>
+          <w:b/>
+        </w:rPr>
+        <w:t>input</w:t>
+      </w:r>
+      <w:r>
+        <w:rPr>
+          <w:b w:val="0"/>
+        </w:rPr>
+        <w:t xml:space="preserve">s, intermediate steps, calculation or </w:t>
+      </w:r>
+      <w:r>
+        <w:rPr>
+          <w:b/>
+        </w:rPr>
+        <w:t>prediction</w:t>
+      </w:r>
+      <w:r>
+        <w:rPr>
+          <w:b w:val="0"/>
+        </w:rPr>
+        <w:t>, and limitation. Connect this record to last week’s record; a matching answer without a trace is insufficient.</w:t>
       </w:r>
     </w:p>
     <w:p>
@@ -675,6 +946,11 @@
       </w:pPr>
       <w:r>
         <w:t>11. Feedback, return check and learning record</w:t>
+      </w:r>
+    </w:p>
+    <w:p>
+      <w:r>
+        <w:t>Record the first repaired step and a different case to revisit after a delay.</w:t>
       </w:r>
     </w:p>
     <w:tbl>
@@ -814,7 +1090,13 @@
       </w:tr>
     </w:tbl>
     <w:p>
-      <w:r>
+      <w:pPr>
+        <w:spacing w:line="336" w:lineRule="auto" w:after="180"/>
+      </w:pPr>
+      <w:r>
+        <w:rPr>
+          <w:b w:val="0"/>
+        </w:rPr>
         <w:t>Revisit this idea with your teacher after a delay. Familiarity is different from explaining and using it on a changed case.</w:t>
       </w:r>
     </w:p>
@@ -828,12 +1110,53 @@
     </w:p>
     <w:p>
       <w:r>
-        <w:t>A literature matrix that preserves differences. Two fictional studies evaluate related tools under different conditions.</w:t>
+        <w:t>A literature matrix that preserves differences. Two fictional studies evaluate related tools under different conditions. Explain the labelled step before checking the changed condition.</w:t>
       </w:r>
     </w:p>
     <w:p>
-      <w:r>
-        <w:t>Study S1: 8/10 correct on indoor photos. S2: 16/20 on outdoor photos. Both report 80%.</w:t>
+      <w:pPr>
+        <w:spacing w:line="336" w:lineRule="auto" w:after="180"/>
+      </w:pPr>
+      <w:r>
+        <w:rPr>
+          <w:b w:val="0"/>
+        </w:rPr>
+        <w:t xml:space="preserve">A </w:t>
+      </w:r>
+      <w:r>
+        <w:rPr>
+          <w:b/>
+        </w:rPr>
+        <w:t>literature matrix</w:t>
+      </w:r>
+      <w:r>
+        <w:rPr>
+          <w:b w:val="0"/>
+        </w:rPr>
+        <w:t xml:space="preserve"> that preserves differences. Two fictional studies evaluate related tools under different conditions.</w:t>
+      </w:r>
+    </w:p>
+    <w:p>
+      <w:pPr>
+        <w:spacing w:line="336" w:lineRule="auto" w:after="180"/>
+      </w:pPr>
+      <w:r>
+        <w:rPr>
+          <w:b w:val="0"/>
+        </w:rPr>
+        <w:t xml:space="preserve">Study S1: 8/10 correct on indoor photos. S2: 16/20 on outdoor photos. Both report </w:t>
+      </w:r>
+      <w:r>
+        <w:rPr>
+          <w:b/>
+        </w:rPr>
+        <w:t>80%</w:t>
+      </w:r>
+      <w:r>
+        <w:rPr>
+          <w:b w:val="0"/>
+        </w:rPr>
+        <w:t>.</w:t>
       </w:r>
     </w:p>
     <w:p>
@@ -909,8 +1232,27 @@
       </w:r>
     </w:p>
     <w:p>
-      <w:r>
-        <w:t>Explain why 8/10 indoors and 16/20 outdoors share a rate but not a controlled comparison. Which condition column must the literature matrix preserve?</w:t>
+      <w:pPr>
+        <w:spacing w:line="336" w:lineRule="auto" w:after="180"/>
+        <w:shd w:fill="F5F1FB"/>
+      </w:pPr>
+      <w:r>
+        <w:rPr>
+          <w:b w:val="0"/>
+        </w:rPr>
+        <w:t xml:space="preserve">Explain why 8/10 indoors and 16/20 outdoors share a rate but not a controlled comparison. Which condition column must the </w:t>
+      </w:r>
+      <w:r>
+        <w:rPr>
+          <w:b/>
+        </w:rPr>
+        <w:t>literature matrix</w:t>
+      </w:r>
+      <w:r>
+        <w:rPr>
+          <w:b w:val="0"/>
+        </w:rPr>
+        <w:t xml:space="preserve"> preserve?</w:t>
       </w:r>
     </w:p>
     <w:p>
@@ -952,13 +1294,57 @@
       </w:r>
     </w:p>
     <w:p>
-      <w:r>
-        <w:t>Support used: alone / hint / worked example. This record is practice evidence.</w:t>
+      <w:pPr>
+        <w:pStyle w:val="Heading3"/>
+      </w:pPr>
+      <w:r>
+        <w:t>Record the help used</w:t>
       </w:r>
     </w:p>
     <w:p>
-      <w:r>
-        <w:t>Project connection: For the Reproducible AI Research Study, retain an annotated worked trace and the changed-case reasoning. Connect the claim to its records, units and assumptions so another investigator can challenge or reproduce it.</w:t>
+      <w:pPr>
+        <w:spacing w:line="336" w:lineRule="auto" w:after="180"/>
+        <w:shd w:fill="F1F6F8"/>
+      </w:pPr>
+      <w:r>
+        <w:rPr>
+          <w:b w:val="0"/>
+        </w:rPr>
+        <w:t xml:space="preserve">Support used: alone / hint / worked example. This record is practice </w:t>
+      </w:r>
+      <w:r>
+        <w:rPr>
+          <w:b/>
+        </w:rPr>
+        <w:t>evidence</w:t>
+      </w:r>
+      <w:r>
+        <w:rPr>
+          <w:b w:val="0"/>
+        </w:rPr>
+        <w:t>.</w:t>
+      </w:r>
+    </w:p>
+    <w:p>
+      <w:pPr>
+        <w:spacing w:line="336" w:lineRule="auto" w:after="180"/>
+      </w:pPr>
+      <w:r>
+        <w:rPr>
+          <w:b w:val="0"/>
+        </w:rPr>
+        <w:t>Project connection: For the Reproducible AI Research Study, retain an annotated worked trace and the changed-case reasoning.</w:t>
+      </w:r>
+    </w:p>
+    <w:p>
+      <w:pPr>
+        <w:spacing w:line="336" w:lineRule="auto" w:after="180"/>
+      </w:pPr>
+      <w:r>
+        <w:rPr>
+          <w:b w:val="0"/>
+        </w:rPr>
+        <w:t>Connect the claim to its records, units and assumptions so another investigator can challenge or reproduce it.</w:t>
       </w:r>
     </w:p>
     <w:p>
@@ -971,16 +1357,51 @@
     </w:p>
     <w:p>
       <w:r>
-        <w:t>Project: Reproducible AI Research Study</w:t>
+        <w:t>Keep this week’s input, deciding step, result and limit together in the Reproducible AI Research Study record.</w:t>
       </w:r>
     </w:p>
     <w:p>
-      <w:r>
-        <w:t>Current milestone: Frame the need. Name the user, the problem, allowed inputs and a safe simple starting method.</w:t>
+      <w:pPr>
+        <w:spacing w:line="336" w:lineRule="auto" w:after="180"/>
+      </w:pPr>
+      <w:r>
+        <w:rPr>
+          <w:b w:val="0"/>
+        </w:rPr>
+        <w:t>Project: Reproducible AI Research Study</w:t>
       </w:r>
     </w:p>
     <w:p>
-      <w:r>
+      <w:pPr>
+        <w:spacing w:line="336" w:lineRule="auto" w:after="180"/>
+      </w:pPr>
+      <w:r>
+        <w:rPr>
+          <w:b w:val="0"/>
+        </w:rPr>
+        <w:t xml:space="preserve">Current milestone: Frame the need. Name the user, the problem, allowed </w:t>
+      </w:r>
+      <w:r>
+        <w:rPr>
+          <w:b/>
+        </w:rPr>
+        <w:t>input</w:t>
+      </w:r>
+      <w:r>
+        <w:rPr>
+          <w:b w:val="0"/>
+        </w:rPr>
+        <w:t>s and a safe simple starting method.</w:t>
+      </w:r>
+    </w:p>
+    <w:p>
+      <w:pPr>
+        <w:spacing w:line="336" w:lineRule="auto" w:after="180"/>
+      </w:pPr>
+      <w:r>
+        <w:rPr>
+          <w:b w:val="0"/>
+        </w:rPr>
         <w:t>For the Reproducible AI Research Study, retain an annotated worked trace and the changed-case reasoning. Connect the claim to its records, units and assumptions so another investigator can challenge or reproduce it.</w:t>
       </w:r>
     </w:p>
@@ -1143,12 +1564,41 @@
     </w:p>
     <w:p>
       <w:r>
-        <w:t>Use this supported practice once, in the browser or on paper. Keep the reserved independent assessment for a separate first attempt before teacher feedback.</w:t>
+        <w:t>Try the supported questions before comparing with hints and feedback. Record what you repaired and the evidence you retained.</w:t>
       </w:r>
     </w:p>
     <w:p>
-      <w:r>
-        <w:t>A literature matrix that preserves differences. Two fictional studies evaluate related tools under different conditions.</w:t>
+      <w:pPr>
+        <w:spacing w:line="336" w:lineRule="auto" w:after="180"/>
+      </w:pPr>
+      <w:r>
+        <w:rPr>
+          <w:b w:val="0"/>
+        </w:rPr>
+        <w:t>Use this supported practice once, in the browser or on paper. Keep the reserved independent assessment for a separate first attempt before teacher feedback.</w:t>
+      </w:r>
+    </w:p>
+    <w:p>
+      <w:pPr>
+        <w:spacing w:line="336" w:lineRule="auto" w:after="180"/>
+      </w:pPr>
+      <w:r>
+        <w:rPr>
+          <w:b w:val="0"/>
+        </w:rPr>
+        <w:t xml:space="preserve">A </w:t>
+      </w:r>
+      <w:r>
+        <w:rPr>
+          <w:b/>
+        </w:rPr>
+        <w:t>literature matrix</w:t>
+      </w:r>
+      <w:r>
+        <w:rPr>
+          <w:b w:val="0"/>
+        </w:rPr>
+        <w:t xml:space="preserve"> that preserves differences. Two fictional studies evaluate related tools under different conditions.</w:t>
       </w:r>
     </w:p>
     <w:p>
@@ -1160,22 +1610,49 @@
       </w:r>
     </w:p>
     <w:p>
-      <w:r>
+      <w:pPr>
+        <w:spacing w:line="336" w:lineRule="auto" w:after="180"/>
+      </w:pPr>
+      <w:r>
+        <w:rPr>
+          <w:b w:val="0"/>
+        </w:rPr>
         <w:t>Which labelled step matches this detail? Neither study directly compares both tools on the same photos.</w:t>
       </w:r>
     </w:p>
     <w:p>
-      <w:r>
+      <w:pPr>
+        <w:spacing w:line="336" w:lineRule="auto" w:after="180"/>
+        <w:shd w:fill="F4F9FC"/>
+      </w:pPr>
+      <w:r>
+        <w:rPr>
+          <w:b w:val="0"/>
+        </w:rPr>
         <w:t>1. Name missing comparison</w:t>
       </w:r>
     </w:p>
     <w:p>
-      <w:r>
+      <w:pPr>
+        <w:spacing w:line="336" w:lineRule="auto" w:after="180"/>
+        <w:shd w:fill="F4F9FC"/>
+      </w:pPr>
+      <w:r>
+        <w:rPr>
+          <w:b w:val="0"/>
+        </w:rPr>
         <w:t>2. Record each method</w:t>
       </w:r>
     </w:p>
     <w:p>
-      <w:r>
+      <w:pPr>
+        <w:spacing w:line="336" w:lineRule="auto" w:after="180"/>
+        <w:shd w:fill="F4F9FC"/>
+      </w:pPr>
+      <w:r>
+        <w:rPr>
+          <w:b w:val="0"/>
+        </w:rPr>
         <w:t>3. Compare rates carefully</w:t>
       </w:r>
     </w:p>
@@ -1213,13 +1690,23 @@
       </w:r>
     </w:p>
     <w:p>
-      <w:r>
-        <w:t>Hint if needed: Read the steps in the pictorial case. Match the supplied detail to the stage that performs or records it.</w:t>
+      <w:pPr>
+        <w:pStyle w:val="Heading3"/>
+      </w:pPr>
+      <w:r>
+        <w:t>Hint · try first</w:t>
       </w:r>
     </w:p>
     <w:p>
-      <w:r>
-        <w:t>After your attempt, compare with the supported explanation: Name missing comparison Neither study directly compares both tools on the same photos. A literature matrix helps compare evidence without flattening differences. Equal percentages do not mean equivalent tasks, samples or methods.</w:t>
+      <w:pPr>
+        <w:spacing w:line="336" w:lineRule="auto" w:after="180"/>
+        <w:shd w:fill="F1F6F8"/>
+      </w:pPr>
+      <w:r>
+        <w:rPr>
+          <w:b w:val="0"/>
+        </w:rPr>
+        <w:t>Hint if needed: Read the steps in the pictorial case. Match the supplied detail to the stage that performs or records it.</w:t>
       </w:r>
     </w:p>
     <w:p>
@@ -1227,27 +1714,55 @@
         <w:pStyle w:val="Heading3"/>
       </w:pPr>
       <w:r>
-        <w:t>Practice 2: explain the deciding evidence</w:t>
+        <w:t>Feedback · compare after trying</w:t>
       </w:r>
     </w:p>
     <w:p>
-      <w:r>
-        <w:t>Changed-case practice: Remove the indoor/outdoor column. Which conclusion is supported by the supplied facts?</w:t>
+      <w:pPr>
+        <w:spacing w:line="336" w:lineRule="auto" w:after="180"/>
+        <w:shd w:fill="F1F6FC"/>
+      </w:pPr>
+      <w:r>
+        <w:rPr>
+          <w:b w:val="0"/>
+        </w:rPr>
+        <w:t xml:space="preserve">After your attempt, compare with the supported explanation: Name missing comparison Neither study directly compares both tools on the same photos. A </w:t>
+      </w:r>
+      <w:r>
+        <w:rPr>
+          <w:b/>
+        </w:rPr>
+        <w:t>literature matrix</w:t>
+      </w:r>
+      <w:r>
+        <w:rPr>
+          <w:b w:val="0"/>
+        </w:rPr>
+        <w:t xml:space="preserve"> helps compare </w:t>
+      </w:r>
+      <w:r>
+        <w:rPr>
+          <w:b/>
+        </w:rPr>
+        <w:t>evidence</w:t>
+      </w:r>
+      <w:r>
+        <w:rPr>
+          <w:b w:val="0"/>
+        </w:rPr>
+        <w:t xml:space="preserve"> without flattening differences.</w:t>
       </w:r>
     </w:p>
     <w:p>
-      <w:r>
-        <w:t>1. The matrix conceals an important condition difference.</w:t>
-      </w:r>
-    </w:p>
-    <w:p>
-      <w:r>
-        <w:t>2. We can decide the result without examining the changed input or the procedure.</w:t>
-      </w:r>
-    </w:p>
-    <w:p>
-      <w:r>
-        <w:t>3. This one example guarantees correct results for every future input.</w:t>
+      <w:pPr>
+        <w:spacing w:line="336" w:lineRule="auto" w:after="180"/>
+        <w:shd w:fill="F1F6FC"/>
+      </w:pPr>
+      <w:r>
+        <w:rPr>
+          <w:b w:val="0"/>
+        </w:rPr>
+        <w:t>Equal percentages do not mean equivalent tasks, samples or methods.</w:t>
       </w:r>
     </w:p>
     <w:p>
@@ -1255,42 +1770,7 @@
         <w:pStyle w:val="Heading3"/>
       </w:pPr>
       <w:r>
-        <w:t>My selected conclusion, deciding fact and explanation</w:t>
-      </w:r>
-    </w:p>
-    <w:p>
-      <w:r>
-        <w:t>________________________________________________________________</w:t>
-      </w:r>
-    </w:p>
-    <w:p>
-      <w:r>
-        <w:t>________________________________________________________________</w:t>
-      </w:r>
-    </w:p>
-    <w:p>
-      <w:r>
-        <w:t>________________________________________________________________</w:t>
-      </w:r>
-    </w:p>
-    <w:p>
-      <w:r>
-        <w:t>________________________________________________________________</w:t>
-      </w:r>
-    </w:p>
-    <w:p>
-      <w:r>
-        <w:t>________________________________________________________________</w:t>
-      </w:r>
-    </w:p>
-    <w:p>
-      <w:r>
-        <w:t>Hint if needed: Use the changed condition and the deciding step in the pictorial trace. The answer must say what follows from those facts.</w:t>
-      </w:r>
-    </w:p>
-    <w:p>
-      <w:r>
-        <w:t>After your attempt, compare with the supported explanation: The matrix conceals an important condition difference. A reader might now mistake unlike studies for a controlled head-to-head comparison.</w:t>
+        <w:t>Practice 2: explain the deciding evidence</w:t>
       </w:r>
     </w:p>
     <w:p>
@@ -1298,17 +1778,79 @@
         <w:pStyle w:val="Heading3"/>
       </w:pPr>
       <w:r>
-        <w:t>Repair a missing building block</w:t>
+        <w:t>Changed case · predict first</w:t>
       </w:r>
     </w:p>
     <w:p>
-      <w:r>
-        <w:t>Review Replication and reproduction (ai-7/5). Goal: Explain the mechanism and terminology of replication and reproduction. Short practice: Calculate the scores from the original and new four-record sets. Which activity reproduces saved analysis, which repeats the protocol, and why does a different rerun of the original data need investigation?. Return to this week and explain what you changed.</w:t>
+      <w:pPr>
+        <w:spacing w:line="336" w:lineRule="auto" w:after="180"/>
+        <w:shd w:fill="F5F1FB"/>
+      </w:pPr>
+      <w:r>
+        <w:rPr>
+          <w:b w:val="0"/>
+        </w:rPr>
+        <w:t>Changed-case practice: Remove the indoor/outdoor column. Which conclusion is supported by the supplied facts?</w:t>
       </w:r>
     </w:p>
     <w:p>
-      <w:r>
-        <w:t>Review Finding primary research (ai-7/3). Goal: Explain the mechanism and terminology of finding primary research. Short practice: Separate what the blog claims from what the original report records. Which methods and denominator must be inspected, and what status is honest if the original report is unavailable?. Return to this week and explain what you changed.</w:t>
+      <w:pPr>
+        <w:spacing w:line="336" w:lineRule="auto" w:after="180"/>
+        <w:shd w:fill="F4F9FC"/>
+      </w:pPr>
+      <w:r>
+        <w:rPr>
+          <w:b w:val="0"/>
+        </w:rPr>
+        <w:t>1. The matrix conceals an important condition difference.</w:t>
+      </w:r>
+    </w:p>
+    <w:p>
+      <w:pPr>
+        <w:spacing w:line="336" w:lineRule="auto" w:after="180"/>
+        <w:shd w:fill="F4F9FC"/>
+      </w:pPr>
+      <w:r>
+        <w:rPr>
+          <w:b w:val="0"/>
+        </w:rPr>
+        <w:t xml:space="preserve">2. We can decide the result without examining the changed </w:t>
+      </w:r>
+      <w:r>
+        <w:rPr>
+          <w:b/>
+        </w:rPr>
+        <w:t>input</w:t>
+      </w:r>
+      <w:r>
+        <w:rPr>
+          <w:b w:val="0"/>
+        </w:rPr>
+        <w:t xml:space="preserve"> or the procedure.</w:t>
+      </w:r>
+    </w:p>
+    <w:p>
+      <w:pPr>
+        <w:spacing w:line="336" w:lineRule="auto" w:after="180"/>
+        <w:shd w:fill="F4F9FC"/>
+      </w:pPr>
+      <w:r>
+        <w:rPr>
+          <w:b w:val="0"/>
+        </w:rPr>
+        <w:t xml:space="preserve">3. This one example guarantees correct results for every future </w:t>
+      </w:r>
+      <w:r>
+        <w:rPr>
+          <w:b/>
+        </w:rPr>
+        <w:t>input</w:t>
+      </w:r>
+      <w:r>
+        <w:rPr>
+          <w:b w:val="0"/>
+        </w:rPr>
+        <w:t>.</w:t>
       </w:r>
     </w:p>
     <w:p>
@@ -1316,12 +1858,32 @@
         <w:pStyle w:val="Heading3"/>
       </w:pPr>
       <w:r>
-        <w:t>Keep your completed work</w:t>
+        <w:t>My selected conclusion, deciding fact and explanation</w:t>
       </w:r>
     </w:p>
     <w:p>
       <w:r>
-        <w:t>Use Download completed work in the hosted lesson to export your answers, reflections, practice feedback and code-run evidence. Open the HTML copy to read or print it. Drafts stay in this browser when storage is available; clear drafts on a shared device.</w:t>
+        <w:t>________________________________________________________________</w:t>
+      </w:r>
+    </w:p>
+    <w:p>
+      <w:r>
+        <w:t>________________________________________________________________</w:t>
+      </w:r>
+    </w:p>
+    <w:p>
+      <w:r>
+        <w:t>________________________________________________________________</w:t>
+      </w:r>
+    </w:p>
+    <w:p>
+      <w:r>
+        <w:t>________________________________________________________________</w:t>
+      </w:r>
+    </w:p>
+    <w:p>
+      <w:r>
+        <w:t>________________________________________________________________</w:t>
       </w:r>
     </w:p>
     <w:p>
@@ -1329,12 +1891,894 @@
         <w:pStyle w:val="Heading3"/>
       </w:pPr>
       <w:r>
-        <w:t>What I repaired, the evidence I kept and the next test</w:t>
+        <w:t>Hint · try first</w:t>
       </w:r>
     </w:p>
     <w:p>
+      <w:pPr>
+        <w:spacing w:line="336" w:lineRule="auto" w:after="180"/>
+        <w:shd w:fill="F1F6F8"/>
+      </w:pPr>
+      <w:r>
+        <w:rPr>
+          <w:b w:val="0"/>
+        </w:rPr>
+        <w:t>Hint if needed: Use the changed condition and the deciding step in the pictorial trace. The answer must say what follows from those facts.</w:t>
+      </w:r>
+    </w:p>
+    <w:p>
+      <w:pPr>
+        <w:pStyle w:val="Heading3"/>
+      </w:pPr>
+      <w:r>
+        <w:t>Feedback · compare after trying</w:t>
+      </w:r>
+    </w:p>
+    <w:p>
+      <w:pPr>
+        <w:spacing w:line="336" w:lineRule="auto" w:after="180"/>
+        <w:shd w:fill="F1F6FC"/>
+      </w:pPr>
+      <w:r>
+        <w:rPr>
+          <w:b w:val="0"/>
+        </w:rPr>
+        <w:t>After your attempt, compare with the supported explanation: The matrix conceals an important condition difference. A reader might now mistake unlike studies for a controlled head-to-head comparison.</w:t>
+      </w:r>
+    </w:p>
+    <w:p>
+      <w:pPr>
+        <w:pStyle w:val="Heading3"/>
+      </w:pPr>
+      <w:r>
+        <w:t>Repair a missing building block</w:t>
+      </w:r>
+    </w:p>
+    <w:p>
+      <w:pPr>
+        <w:spacing w:line="336" w:lineRule="auto" w:after="180"/>
+      </w:pPr>
+      <w:r>
+        <w:rPr>
+          <w:b w:val="0"/>
+        </w:rPr>
+        <w:t xml:space="preserve">Review Replication and reproduction (ai-7/5). Goal: Explain the </w:t>
+      </w:r>
+      <w:r>
+        <w:rPr>
+          <w:b/>
+        </w:rPr>
+        <w:t>mechanism</w:t>
+      </w:r>
+      <w:r>
+        <w:rPr>
+          <w:b w:val="0"/>
+        </w:rPr>
+        <w:t xml:space="preserve"> and terminology of replication and reproduction. Short practice: Calculate the scores from the original and new four-record sets.</w:t>
+      </w:r>
+    </w:p>
+    <w:p>
+      <w:pPr>
+        <w:spacing w:line="336" w:lineRule="auto" w:after="180"/>
+      </w:pPr>
+      <w:r>
+        <w:rPr>
+          <w:b w:val="0"/>
+        </w:rPr>
+        <w:t>Which activity reproduces saved analysis, which repeats the protocol, and why does a different rerun of the original data need investigation?. Return to this week and explain what you changed.</w:t>
+      </w:r>
+    </w:p>
+    <w:p>
+      <w:pPr>
+        <w:spacing w:line="336" w:lineRule="auto" w:after="180"/>
+      </w:pPr>
+      <w:r>
+        <w:rPr>
+          <w:b w:val="0"/>
+        </w:rPr>
+        <w:t xml:space="preserve">Review Finding primary research (ai-7/3). Goal: Explain the </w:t>
+      </w:r>
+      <w:r>
+        <w:rPr>
+          <w:b/>
+        </w:rPr>
+        <w:t>mechanism</w:t>
+      </w:r>
+      <w:r>
+        <w:rPr>
+          <w:b w:val="0"/>
+        </w:rPr>
+        <w:t xml:space="preserve"> and terminology of finding primary research. Short practice: Separate what the blog claims from what the original report records.</w:t>
+      </w:r>
+    </w:p>
+    <w:p>
+      <w:pPr>
+        <w:spacing w:line="336" w:lineRule="auto" w:after="180"/>
+      </w:pPr>
+      <w:r>
+        <w:rPr>
+          <w:b w:val="0"/>
+        </w:rPr>
+        <w:t>Which methods and denominator must be inspected, and what status is honest if the original report is unavailable?. Return to this week and explain what you changed.</w:t>
+      </w:r>
+    </w:p>
+    <w:p>
+      <w:pPr>
+        <w:pStyle w:val="Heading3"/>
+      </w:pPr>
+      <w:r>
+        <w:t>Keep your completed work</w:t>
+      </w:r>
+    </w:p>
+    <w:p>
+      <w:pPr>
+        <w:spacing w:line="336" w:lineRule="auto" w:after="180"/>
+      </w:pPr>
+      <w:r>
+        <w:rPr>
+          <w:b w:val="0"/>
+        </w:rPr>
+        <w:t xml:space="preserve">Use Download completed work in the hosted lesson to export your answers, reflections, practice feedback and code-run </w:t>
+      </w:r>
+      <w:r>
+        <w:rPr>
+          <w:b/>
+        </w:rPr>
+        <w:t>evidence</w:t>
+      </w:r>
+      <w:r>
+        <w:rPr>
+          <w:b w:val="0"/>
+        </w:rPr>
+        <w:t>. Open the HTML copy to read or print it.</w:t>
+      </w:r>
+    </w:p>
+    <w:p>
+      <w:pPr>
+        <w:spacing w:line="336" w:lineRule="auto" w:after="180"/>
+      </w:pPr>
+      <w:r>
+        <w:rPr>
+          <w:b w:val="0"/>
+        </w:rPr>
+        <w:t>Drafts stay in this browser when storage is available; clear drafts on a shared device.</w:t>
+      </w:r>
+    </w:p>
+    <w:p>
+      <w:pPr>
+        <w:pStyle w:val="Heading3"/>
+      </w:pPr>
+      <w:r>
+        <w:t>What I repaired, the evidence I kept and the next test</w:t>
+      </w:r>
+    </w:p>
+    <w:p>
       <w:r>
         <w:t>________________________________________________________________</w:t>
+      </w:r>
+    </w:p>
+    <w:p>
+      <w:r>
+        <w:t>________________________________________________________________</w:t>
+      </w:r>
+    </w:p>
+    <w:p>
+      <w:r>
+        <w:t>________________________________________________________________</w:t>
+      </w:r>
+    </w:p>
+    <w:p>
+      <w:r>
+        <w:t>________________________________________________________________</w:t>
+      </w:r>
+    </w:p>
+    <w:p>
+      <w:r>
+        <w:t>________________________________________________________________</w:t>
+      </w:r>
+    </w:p>
+    <w:p>
+      <w:pPr>
+        <w:pStyle w:val="Heading1"/>
+      </w:pPr>
+      <w:r>
+        <w:t>15. Visual concept journey</w:t>
+      </w:r>
+    </w:p>
+    <w:p>
+      <w:r>
+        <w:t>Explain each A literature comparison matrix picture from its labels, then record a relevant limit.</w:t>
+      </w:r>
+    </w:p>
+    <w:p>
+      <w:pPr>
+        <w:pStyle w:val="Heading3"/>
+      </w:pPr>
+      <w:r>
+        <w:t>01. A literature comparison matrix: the case</w:t>
+      </w:r>
+    </w:p>
+    <w:p>
+      <w:r>
+        <w:drawing>
+          <wp:inline xmlns:a="http://schemas.openxmlformats.org/drawingml/2006/main" xmlns:pic="http://schemas.openxmlformats.org/drawingml/2006/picture">
+            <wp:extent cx="5486400" cy="2834640"/>
+            <wp:docPr id="3" name="Picture 3" descr="A literature matrix that preserves differences. Two fictional studies evaluate related tools under different conditions. Supplied facts: Study S1: 8/10 correct on indoor photos. S2: 16/20 on outdoor photos. Both report 80%."/>
+            <wp:cNvGraphicFramePr>
+              <a:graphicFrameLocks noChangeAspect="1"/>
+            </wp:cNvGraphicFramePr>
+            <a:graphic>
+              <a:graphicData uri="http://schemas.openxmlformats.org/drawingml/2006/picture">
+                <pic:pic>
+                  <pic:nvPicPr>
+                    <pic:cNvPr id="0" name="academy-story-ai-7-6-01.png"/>
+                    <pic:cNvPicPr/>
+                  </pic:nvPicPr>
+                  <pic:blipFill>
+                    <a:blip r:embed="rId11"/>
+                    <a:stretch>
+                      <a:fillRect/>
+                    </a:stretch>
+                  </pic:blipFill>
+                  <pic:spPr>
+                    <a:xfrm>
+                      <a:off x="0" y="0"/>
+                      <a:ext cx="5486400" cy="2834640"/>
+                    </a:xfrm>
+                    <a:prstGeom prst="rect"/>
+                  </pic:spPr>
+                </pic:pic>
+              </a:graphicData>
+            </a:graphic>
+          </wp:inline>
+        </w:drawing>
+      </w:r>
+    </w:p>
+    <w:p>
+      <w:pPr>
+        <w:spacing w:line="336" w:lineRule="auto" w:after="180"/>
+      </w:pPr>
+      <w:r>
+        <w:rPr>
+          <w:b w:val="0"/>
+        </w:rPr>
+        <w:t xml:space="preserve">A </w:t>
+      </w:r>
+      <w:r>
+        <w:rPr>
+          <w:b/>
+        </w:rPr>
+        <w:t>literature matrix</w:t>
+      </w:r>
+      <w:r>
+        <w:rPr>
+          <w:b w:val="0"/>
+        </w:rPr>
+        <w:t xml:space="preserve"> that preserves differences. Two fictional studies evaluate related tools under different conditions. Supplied facts: Study S1: 8/10 correct on indoor photos. S2: 16/20 on outdoor photos. Both report </w:t>
+      </w:r>
+      <w:r>
+        <w:rPr>
+          <w:b/>
+        </w:rPr>
+        <w:t>80%</w:t>
+      </w:r>
+      <w:r>
+        <w:rPr>
+          <w:b w:val="0"/>
+        </w:rPr>
+        <w:t>.</w:t>
+      </w:r>
+    </w:p>
+    <w:p>
+      <w:pPr>
+        <w:spacing w:line="336" w:lineRule="auto" w:after="180"/>
+        <w:shd w:fill="F5F1FB"/>
+      </w:pPr>
+      <w:r>
+        <w:rPr>
+          <w:b w:val="0"/>
+        </w:rPr>
+        <w:t>Point to the given fact that matters most. Explain why it matters.</w:t>
+      </w:r>
+    </w:p>
+    <w:p>
+      <w:pPr>
+        <w:pStyle w:val="Heading3"/>
+      </w:pPr>
+      <w:r>
+        <w:t>My picture explanation, deciding evidence and one limit</w:t>
+      </w:r>
+    </w:p>
+    <w:p>
+      <w:r>
+        <w:t>________________________________________________________________</w:t>
+      </w:r>
+    </w:p>
+    <w:p>
+      <w:r>
+        <w:t>________________________________________________________________</w:t>
+      </w:r>
+    </w:p>
+    <w:p>
+      <w:r>
+        <w:t>________________________________________________________________</w:t>
+      </w:r>
+    </w:p>
+    <w:p>
+      <w:r>
+        <w:t>________________________________________________________________</w:t>
+      </w:r>
+    </w:p>
+    <w:p>
+      <w:pPr>
+        <w:pStyle w:val="Heading3"/>
+      </w:pPr>
+      <w:r>
+        <w:t>02. Follow the deciding steps</w:t>
+      </w:r>
+    </w:p>
+    <w:p>
+      <w:r>
+        <w:drawing>
+          <wp:inline xmlns:a="http://schemas.openxmlformats.org/drawingml/2006/main" xmlns:pic="http://schemas.openxmlformats.org/drawingml/2006/picture">
+            <wp:extent cx="5486400" cy="3182112"/>
+            <wp:docPr id="4" name="Picture 4" descr="Record each method: Keep population, task, model version and scoring in separate columns. → Compare rates carefully: Both rates are 80%, with different denominators and conditions. → Name missing comparison: Neither study directly compares both tools on the same photos."/>
+            <wp:cNvGraphicFramePr>
+              <a:graphicFrameLocks noChangeAspect="1"/>
+            </wp:cNvGraphicFramePr>
+            <a:graphic>
+              <a:graphicData uri="http://schemas.openxmlformats.org/drawingml/2006/picture">
+                <pic:pic>
+                  <pic:nvPicPr>
+                    <pic:cNvPr id="0" name="academy-story-ai-7-6-02.png"/>
+                    <pic:cNvPicPr/>
+                  </pic:nvPicPr>
+                  <pic:blipFill>
+                    <a:blip r:embed="rId12"/>
+                    <a:stretch>
+                      <a:fillRect/>
+                    </a:stretch>
+                  </pic:blipFill>
+                  <pic:spPr>
+                    <a:xfrm>
+                      <a:off x="0" y="0"/>
+                      <a:ext cx="5486400" cy="3182112"/>
+                    </a:xfrm>
+                    <a:prstGeom prst="rect"/>
+                  </pic:spPr>
+                </pic:pic>
+              </a:graphicData>
+            </a:graphic>
+          </wp:inline>
+        </w:drawing>
+      </w:r>
+    </w:p>
+    <w:p>
+      <w:pPr>
+        <w:spacing w:line="336" w:lineRule="auto" w:after="180"/>
+      </w:pPr>
+      <w:r>
+        <w:rPr>
+          <w:b w:val="0"/>
+        </w:rPr>
+        <w:t xml:space="preserve">Record each method: Keep population, task, model version and scoring in separate columns. → Compare rates carefully: Both rates are </w:t>
+      </w:r>
+      <w:r>
+        <w:rPr>
+          <w:b/>
+        </w:rPr>
+        <w:t>80%</w:t>
+      </w:r>
+      <w:r>
+        <w:rPr>
+          <w:b w:val="0"/>
+        </w:rPr>
+        <w:t>, with different denominators and conditions. → Name missing comparison: Neither study directly compares both tools on the same photos.</w:t>
+      </w:r>
+    </w:p>
+    <w:p>
+      <w:pPr>
+        <w:spacing w:line="336" w:lineRule="auto" w:after="180"/>
+        <w:shd w:fill="F5F1FB"/>
+      </w:pPr>
+      <w:r>
+        <w:rPr>
+          <w:b w:val="0"/>
+        </w:rPr>
+        <w:t xml:space="preserve">Point to each numbered stage and explain which recorded </w:t>
+      </w:r>
+      <w:r>
+        <w:rPr>
+          <w:b/>
+        </w:rPr>
+        <w:t>input</w:t>
+      </w:r>
+      <w:r>
+        <w:rPr>
+          <w:b w:val="0"/>
+        </w:rPr>
+        <w:t xml:space="preserve"> it uses.</w:t>
+      </w:r>
+    </w:p>
+    <w:p>
+      <w:pPr>
+        <w:pStyle w:val="Heading3"/>
+      </w:pPr>
+      <w:r>
+        <w:t>My picture explanation, deciding evidence and one limit</w:t>
+      </w:r>
+    </w:p>
+    <w:p>
+      <w:r>
+        <w:t>________________________________________________________________</w:t>
+      </w:r>
+    </w:p>
+    <w:p>
+      <w:r>
+        <w:t>________________________________________________________________</w:t>
+      </w:r>
+    </w:p>
+    <w:p>
+      <w:r>
+        <w:t>________________________________________________________________</w:t>
+      </w:r>
+    </w:p>
+    <w:p>
+      <w:r>
+        <w:t>________________________________________________________________</w:t>
+      </w:r>
+    </w:p>
+    <w:p>
+      <w:pPr>
+        <w:pStyle w:val="Heading3"/>
+      </w:pPr>
+      <w:r>
+        <w:t>03. Same rate, different study conditions</w:t>
+      </w:r>
+    </w:p>
+    <w:p>
+      <w:r>
+        <w:drawing>
+          <wp:inline xmlns:a="http://schemas.openxmlformats.org/drawingml/2006/main" xmlns:pic="http://schemas.openxmlformats.org/drawingml/2006/picture">
+            <wp:extent cx="5486400" cy="3096768"/>
+            <wp:docPr id="5" name="Picture 5" descr="Same rate, different study conditions. Study S1: Correct = 8, Total = 10, Condition = Indoor. Study S2: Correct = 16, Total = 20, Condition = Outdoor."/>
+            <wp:cNvGraphicFramePr>
+              <a:graphicFrameLocks noChangeAspect="1"/>
+            </wp:cNvGraphicFramePr>
+            <a:graphic>
+              <a:graphicData uri="http://schemas.openxmlformats.org/drawingml/2006/picture">
+                <pic:pic>
+                  <pic:nvPicPr>
+                    <pic:cNvPr id="0" name="academy-story-ai-7-6-03.png"/>
+                    <pic:cNvPicPr/>
+                  </pic:nvPicPr>
+                  <pic:blipFill>
+                    <a:blip r:embed="rId13"/>
+                    <a:stretch>
+                      <a:fillRect/>
+                    </a:stretch>
+                  </pic:blipFill>
+                  <pic:spPr>
+                    <a:xfrm>
+                      <a:off x="0" y="0"/>
+                      <a:ext cx="5486400" cy="3096768"/>
+                    </a:xfrm>
+                    <a:prstGeom prst="rect"/>
+                  </pic:spPr>
+                </pic:pic>
+              </a:graphicData>
+            </a:graphic>
+          </wp:inline>
+        </w:drawing>
+      </w:r>
+    </w:p>
+    <w:p>
+      <w:pPr>
+        <w:spacing w:line="336" w:lineRule="auto" w:after="180"/>
+      </w:pPr>
+      <w:r>
+        <w:rPr>
+          <w:b w:val="0"/>
+        </w:rPr>
+        <w:t>Same rate, different study conditions. Study S1: Correct = 8, Total = 10, Condition = Indoor. Study S2: Correct = 16, Total = 20, Condition = Outdoor.</w:t>
+      </w:r>
+    </w:p>
+    <w:p>
+      <w:pPr>
+        <w:spacing w:line="336" w:lineRule="auto" w:after="180"/>
+        <w:shd w:fill="F5F1FB"/>
+      </w:pPr>
+      <w:r>
+        <w:rPr>
+          <w:b w:val="0"/>
+        </w:rPr>
+        <w:t>Read the labels and values. Explain the relationship the model shows.</w:t>
+      </w:r>
+    </w:p>
+    <w:p>
+      <w:pPr>
+        <w:pStyle w:val="Heading3"/>
+      </w:pPr>
+      <w:r>
+        <w:t>My picture explanation, deciding evidence and one limit</w:t>
+      </w:r>
+    </w:p>
+    <w:p>
+      <w:r>
+        <w:t>________________________________________________________________</w:t>
+      </w:r>
+    </w:p>
+    <w:p>
+      <w:r>
+        <w:t>________________________________________________________________</w:t>
+      </w:r>
+    </w:p>
+    <w:p>
+      <w:r>
+        <w:t>________________________________________________________________</w:t>
+      </w:r>
+    </w:p>
+    <w:p>
+      <w:r>
+        <w:t>________________________________________________________________</w:t>
+      </w:r>
+    </w:p>
+    <w:p>
+      <w:pPr>
+        <w:pStyle w:val="Heading3"/>
+      </w:pPr>
+      <w:r>
+        <w:t>04. Change one thing. Trace what follows.</w:t>
+      </w:r>
+    </w:p>
+    <w:p>
+      <w:r>
+        <w:drawing>
+          <wp:inline xmlns:a="http://schemas.openxmlformats.org/drawingml/2006/main" xmlns:pic="http://schemas.openxmlformats.org/drawingml/2006/picture">
+            <wp:extent cx="5486400" cy="3026664"/>
+            <wp:docPr id="6" name="Picture 6" descr="Original case: Neither study directly compares both tools on the same photos. Changed condition: Remove the indoor/outdoor column. Expected result: The matrix conceals an important condition difference. Reason: A reader might now mistake unlike studies for a controlled head-to-head comparison."/>
+            <wp:cNvGraphicFramePr>
+              <a:graphicFrameLocks noChangeAspect="1"/>
+            </wp:cNvGraphicFramePr>
+            <a:graphic>
+              <a:graphicData uri="http://schemas.openxmlformats.org/drawingml/2006/picture">
+                <pic:pic>
+                  <pic:nvPicPr>
+                    <pic:cNvPr id="0" name="academy-story-ai-7-6-04.png"/>
+                    <pic:cNvPicPr/>
+                  </pic:nvPicPr>
+                  <pic:blipFill>
+                    <a:blip r:embed="rId14"/>
+                    <a:stretch>
+                      <a:fillRect/>
+                    </a:stretch>
+                  </pic:blipFill>
+                  <pic:spPr>
+                    <a:xfrm>
+                      <a:off x="0" y="0"/>
+                      <a:ext cx="5486400" cy="3026664"/>
+                    </a:xfrm>
+                    <a:prstGeom prst="rect"/>
+                  </pic:spPr>
+                </pic:pic>
+              </a:graphicData>
+            </a:graphic>
+          </wp:inline>
+        </w:drawing>
+      </w:r>
+    </w:p>
+    <w:p>
+      <w:pPr>
+        <w:spacing w:line="336" w:lineRule="auto" w:after="180"/>
+      </w:pPr>
+      <w:r>
+        <w:rPr>
+          <w:b w:val="0"/>
+        </w:rPr>
+        <w:t>Original case: Neither study directly compares both tools on the same photos. Changed condition: Remove the indoor/outdoor column. Expected result: The matrix conceals an important condition difference.</w:t>
+      </w:r>
+    </w:p>
+    <w:p>
+      <w:pPr>
+        <w:spacing w:line="336" w:lineRule="auto" w:after="180"/>
+      </w:pPr>
+      <w:r>
+        <w:rPr>
+          <w:b w:val="0"/>
+        </w:rPr>
+        <w:t>Reason: A reader might now mistake unlike studies for a controlled head-to-head comparison.</w:t>
+      </w:r>
+    </w:p>
+    <w:p>
+      <w:pPr>
+        <w:spacing w:line="336" w:lineRule="auto" w:after="180"/>
+        <w:shd w:fill="F5F1FB"/>
+      </w:pPr>
+      <w:r>
+        <w:rPr>
+          <w:b w:val="0"/>
+        </w:rPr>
+        <w:t>Predict before checking the worked changed-case result. Name what changed and what the supplied facts allow you to conclude.</w:t>
+      </w:r>
+    </w:p>
+    <w:p>
+      <w:pPr>
+        <w:pStyle w:val="Heading3"/>
+      </w:pPr>
+      <w:r>
+        <w:t>My picture explanation, deciding evidence and one limit</w:t>
+      </w:r>
+    </w:p>
+    <w:p>
+      <w:r>
+        <w:t>________________________________________________________________</w:t>
+      </w:r>
+    </w:p>
+    <w:p>
+      <w:r>
+        <w:t>________________________________________________________________</w:t>
+      </w:r>
+    </w:p>
+    <w:p>
+      <w:r>
+        <w:t>________________________________________________________________</w:t>
+      </w:r>
+    </w:p>
+    <w:p>
+      <w:r>
+        <w:t>________________________________________________________________</w:t>
+      </w:r>
+    </w:p>
+    <w:p>
+      <w:pPr>
+        <w:pStyle w:val="Heading3"/>
+      </w:pPr>
+      <w:r>
+        <w:t>05. Connect the explanation to its limit</w:t>
+      </w:r>
+    </w:p>
+    <w:p>
+      <w:r>
+        <w:drawing>
+          <wp:inline xmlns:a="http://schemas.openxmlformats.org/drawingml/2006/main" xmlns:pic="http://schemas.openxmlformats.org/drawingml/2006/picture">
+            <wp:extent cx="5486400" cy="2834640"/>
+            <wp:docPr id="7" name="Picture 7" descr="A literature matrix helps compare evidence without flattening differences. Equal percentages do not mean equivalent tasks, samples or methods. Limit: These fictional studies illustrate comparison practice; no real literature finding is asserted."/>
+            <wp:cNvGraphicFramePr>
+              <a:graphicFrameLocks noChangeAspect="1"/>
+            </wp:cNvGraphicFramePr>
+            <a:graphic>
+              <a:graphicData uri="http://schemas.openxmlformats.org/drawingml/2006/picture">
+                <pic:pic>
+                  <pic:nvPicPr>
+                    <pic:cNvPr id="0" name="academy-story-ai-7-6-05.png"/>
+                    <pic:cNvPicPr/>
+                  </pic:nvPicPr>
+                  <pic:blipFill>
+                    <a:blip r:embed="rId15"/>
+                    <a:stretch>
+                      <a:fillRect/>
+                    </a:stretch>
+                  </pic:blipFill>
+                  <pic:spPr>
+                    <a:xfrm>
+                      <a:off x="0" y="0"/>
+                      <a:ext cx="5486400" cy="2834640"/>
+                    </a:xfrm>
+                    <a:prstGeom prst="rect"/>
+                  </pic:spPr>
+                </pic:pic>
+              </a:graphicData>
+            </a:graphic>
+          </wp:inline>
+        </w:drawing>
+      </w:r>
+    </w:p>
+    <w:p>
+      <w:pPr>
+        <w:spacing w:line="336" w:lineRule="auto" w:after="180"/>
+      </w:pPr>
+      <w:r>
+        <w:rPr>
+          <w:b w:val="0"/>
+        </w:rPr>
+        <w:t xml:space="preserve">A </w:t>
+      </w:r>
+      <w:r>
+        <w:rPr>
+          <w:b/>
+        </w:rPr>
+        <w:t>literature matrix</w:t>
+      </w:r>
+      <w:r>
+        <w:rPr>
+          <w:b w:val="0"/>
+        </w:rPr>
+        <w:t xml:space="preserve"> helps compare </w:t>
+      </w:r>
+      <w:r>
+        <w:rPr>
+          <w:b/>
+        </w:rPr>
+        <w:t>evidence</w:t>
+      </w:r>
+      <w:r>
+        <w:rPr>
+          <w:b w:val="0"/>
+        </w:rPr>
+        <w:t xml:space="preserve"> without flattening differences. Equal percentages do not mean equivalent tasks, samples or methods.</w:t>
+      </w:r>
+    </w:p>
+    <w:p>
+      <w:pPr>
+        <w:spacing w:line="336" w:lineRule="auto" w:after="180"/>
+      </w:pPr>
+      <w:r>
+        <w:rPr>
+          <w:b w:val="0"/>
+        </w:rPr>
+        <w:t>Limit: These fictional studies illustrate comparison practice; no real literature finding is asserted.</w:t>
+      </w:r>
+    </w:p>
+    <w:p>
+      <w:pPr>
+        <w:spacing w:line="336" w:lineRule="auto" w:after="180"/>
+        <w:shd w:fill="F5F1FB"/>
+      </w:pPr>
+      <w:r>
+        <w:rPr>
+          <w:b w:val="0"/>
+        </w:rPr>
+        <w:t>Explain the case, then point to a limit on the claim.</w:t>
+      </w:r>
+    </w:p>
+    <w:p>
+      <w:pPr>
+        <w:pStyle w:val="Heading3"/>
+      </w:pPr>
+      <w:r>
+        <w:t>My picture explanation, deciding evidence and one limit</w:t>
+      </w:r>
+    </w:p>
+    <w:p>
+      <w:r>
+        <w:t>________________________________________________________________</w:t>
+      </w:r>
+    </w:p>
+    <w:p>
+      <w:r>
+        <w:t>________________________________________________________________</w:t>
+      </w:r>
+    </w:p>
+    <w:p>
+      <w:r>
+        <w:t>________________________________________________________________</w:t>
+      </w:r>
+    </w:p>
+    <w:p>
+      <w:r>
+        <w:t>________________________________________________________________</w:t>
+      </w:r>
+    </w:p>
+    <w:p>
+      <w:pPr>
+        <w:pStyle w:val="Heading3"/>
+      </w:pPr>
+      <w:r>
+        <w:t>06. Make the idea visible in your project</w:t>
+      </w:r>
+    </w:p>
+    <w:p>
+      <w:r>
+        <w:drawing>
+          <wp:inline xmlns:a="http://schemas.openxmlformats.org/drawingml/2006/main" xmlns:pic="http://schemas.openxmlformats.org/drawingml/2006/picture">
+            <wp:extent cx="5486400" cy="3681984"/>
+            <wp:docPr id="8" name="Picture 8" descr="For the Reproducible AI Research Study, retain an annotated worked trace and the changed-case reasoning. Connect the claim to its records, units and assumptions so another investigator can challenge or reproduce it. Draw your input, deciding step, result and limit. Supported question: Explain why 8/10 indoors and 16/20 outdoors share a rate but not a controlled comparison. Which condition column must the literature matrix preserve?"/>
+            <wp:cNvGraphicFramePr>
+              <a:graphicFrameLocks noChangeAspect="1"/>
+            </wp:cNvGraphicFramePr>
+            <a:graphic>
+              <a:graphicData uri="http://schemas.openxmlformats.org/drawingml/2006/picture">
+                <pic:pic>
+                  <pic:nvPicPr>
+                    <pic:cNvPr id="0" name="academy-story-ai-7-6-06.png"/>
+                    <pic:cNvPicPr/>
+                  </pic:nvPicPr>
+                  <pic:blipFill>
+                    <a:blip r:embed="rId16"/>
+                    <a:stretch>
+                      <a:fillRect/>
+                    </a:stretch>
+                  </pic:blipFill>
+                  <pic:spPr>
+                    <a:xfrm>
+                      <a:off x="0" y="0"/>
+                      <a:ext cx="5486400" cy="3681984"/>
+                    </a:xfrm>
+                    <a:prstGeom prst="rect"/>
+                  </pic:spPr>
+                </pic:pic>
+              </a:graphicData>
+            </a:graphic>
+          </wp:inline>
+        </w:drawing>
+      </w:r>
+    </w:p>
+    <w:p>
+      <w:pPr>
+        <w:spacing w:line="336" w:lineRule="auto" w:after="180"/>
+      </w:pPr>
+      <w:r>
+        <w:rPr>
+          <w:b w:val="0"/>
+        </w:rPr>
+        <w:t>For the Reproducible AI Research Study, retain an annotated worked trace and the changed-case reasoning. Connect the claim to its records, units and assumptions so another investigator can challenge or reproduce it.</w:t>
+      </w:r>
+    </w:p>
+    <w:p>
+      <w:pPr>
+        <w:spacing w:line="336" w:lineRule="auto" w:after="180"/>
+      </w:pPr>
+      <w:r>
+        <w:rPr>
+          <w:b w:val="0"/>
+        </w:rPr>
+        <w:t xml:space="preserve">Draw your </w:t>
+      </w:r>
+      <w:r>
+        <w:rPr>
+          <w:b/>
+        </w:rPr>
+        <w:t>input</w:t>
+      </w:r>
+      <w:r>
+        <w:rPr>
+          <w:b w:val="0"/>
+        </w:rPr>
+        <w:t xml:space="preserve">, deciding step, result and limit. Supported question: Explain why 8/10 indoors and 16/20 outdoors share a rate but not a controlled comparison. Which condition column must the </w:t>
+      </w:r>
+      <w:r>
+        <w:rPr>
+          <w:b/>
+        </w:rPr>
+        <w:t>literature matrix</w:t>
+      </w:r>
+      <w:r>
+        <w:rPr>
+          <w:b w:val="0"/>
+        </w:rPr>
+        <w:t xml:space="preserve"> preserve?</w:t>
+      </w:r>
+    </w:p>
+    <w:p>
+      <w:pPr>
+        <w:spacing w:line="336" w:lineRule="auto" w:after="180"/>
+        <w:shd w:fill="F5F1FB"/>
+      </w:pPr>
+      <w:r>
+        <w:rPr>
+          <w:b w:val="0"/>
+        </w:rPr>
+        <w:t xml:space="preserve">Draw your project trace and justify the deciding step using </w:t>
+      </w:r>
+      <w:r>
+        <w:rPr>
+          <w:b/>
+        </w:rPr>
+        <w:t>evidence</w:t>
+      </w:r>
+      <w:r>
+        <w:rPr>
+          <w:b w:val="0"/>
+        </w:rPr>
+        <w:t>.</w:t>
+      </w:r>
+    </w:p>
+    <w:p>
+      <w:pPr>
+        <w:pStyle w:val="Heading3"/>
+      </w:pPr>
+      <w:r>
+        <w:t>My picture explanation, deciding evidence and one limit</w:t>
       </w:r>
     </w:p>
     <w:p>

--- a/downloads/workbook/ai-7-week-06.docx
+++ b/downloads/workbook/ai-7-week-06.docx
@@ -25,22 +25,45 @@
         <w:pStyle w:val="Heading1"/>
       </w:pPr>
       <w:r>
-        <w:t>01. Recall and choose your starting point</w:t>
-      </w:r>
-    </w:p>
-    <w:p>
-      <w:r>
-        <w:t>Record your starting explanation for A literature comparison matrix before opening notes. Show any later correction separately.</w:t>
-      </w:r>
-    </w:p>
-    <w:p>
-      <w:pPr>
-        <w:spacing w:line="336" w:lineRule="auto" w:after="180"/>
-      </w:pPr>
-      <w:r>
-        <w:rPr>
-          <w:b w:val="0"/>
-        </w:rPr>
+        <w:t>One complete study matrix and comparison-gap record.</w:t>
+      </w:r>
+    </w:p>
+    <w:p>
+      <w:r>
+        <w:t>Keep source-specific question, unit, metric, data, conditions, unknowns and next evidence together.</w:t>
+      </w:r>
+    </w:p>
+    <w:p>
+      <w:r>
+        <w:t>Recall → W1–W3/W5 → independent metric mismatch → literature-matrix project → delayed return.</w:t>
+      </w:r>
+    </w:p>
+    <w:p>
+      <w:pPr>
+        <w:pStyle w:val="Heading1"/>
+      </w:pPr>
+      <w:r>
+        <w:t>01. Recall · Retrieve before notes</w:t>
+      </w:r>
+    </w:p>
+    <w:p>
+      <w:r>
+        <w:t>Keep this task’s inputs,rule and response together.</w:t>
+      </w:r>
+    </w:p>
+    <w:p>
+      <w:pPr>
+        <w:pStyle w:val="Heading2"/>
+      </w:pPr>
+      <w:r>
+        <w:t>Complete task and evidence</w:t>
+      </w:r>
+    </w:p>
+    <w:p>
+      <w:pPr>
+        <w:pStyle w:val="ListBullet"/>
+      </w:pPr>
+      <w:r>
         <w:t>Try the recall before opening notes. Then use a different colour or a labelled second line to correct your explanation.</w:t>
       </w:r>
     </w:p>
@@ -54,12 +77,9 @@
     </w:p>
     <w:p>
       <w:pPr>
-        <w:spacing w:line="336" w:lineRule="auto" w:after="180"/>
-      </w:pPr>
-      <w:r>
-        <w:rPr>
-          <w:b w:val="0"/>
-        </w:rPr>
+        <w:pStyle w:val="ListBullet"/>
+      </w:pPr>
+      <w:r>
         <w:t>Without opening the old lesson, explain one key idea from Replication and reproduction. Give an example and a mistake that the idea helps you avoid.</w:t>
       </w:r>
     </w:p>
@@ -96,12 +116,9 @@
     </w:p>
     <w:p>
       <w:pPr>
-        <w:spacing w:line="336" w:lineRule="auto" w:after="180"/>
-      </w:pPr>
-      <w:r>
-        <w:rPr>
-          <w:b w:val="0"/>
-        </w:rPr>
+        <w:pStyle w:val="ListBullet"/>
+      </w:pPr>
+      <w:r>
         <w:t>Without opening the old lesson, explain one key idea from Finding primary research. Give an example and a mistake that the idea helps you avoid.</w:t>
       </w:r>
     </w:p>
@@ -133,123 +150,44 @@
         <w:pStyle w:val="Heading1"/>
       </w:pPr>
       <w:r>
-        <w:t>02. Practise with fading help</w:t>
-      </w:r>
-    </w:p>
-    <w:p>
-      <w:r>
-        <w:t>Complete the supported A literature comparison matrix trace and record the first step you can explain without help.</w:t>
-      </w:r>
-    </w:p>
-    <w:p>
-      <w:pPr>
-        <w:spacing w:line="336" w:lineRule="auto" w:after="180"/>
-      </w:pPr>
-      <w:r>
-        <w:rPr>
-          <w:b w:val="0"/>
-        </w:rPr>
-        <w:t>Use W2: Trace the worked case for A literature comparison matrix. Record the answer once; the lesson and workbook refer to the same attempt.</w:t>
-      </w:r>
-    </w:p>
-    <w:tbl>
-      <w:tblPr>
-        <w:tblStyle w:val="LightShading-Accent1"/>
-        <w:tblW w:type="auto" w:w="0"/>
-        <w:tblLook w:firstColumn="1" w:firstRow="1" w:lastColumn="0" w:lastRow="0" w:noHBand="0" w:noVBand="1" w:val="04A0"/>
-      </w:tblPr>
-      <w:tblGrid>
-        <w:gridCol w:w="2556"/>
-        <w:gridCol w:w="2556"/>
-        <w:gridCol w:w="2556"/>
-        <w:gridCol w:w="2556"/>
-      </w:tblGrid>
-      <w:tr>
-        <w:trPr>
-          <w:tblHeader/>
-        </w:trPr>
-        <w:tc>
-          <w:tcPr>
-            <w:tcW w:type="dxa" w:w="2556"/>
-          </w:tcPr>
-          <w:p>
-            <w:r>
-              <w:t>Given inputs</w:t>
-            </w:r>
-          </w:p>
-        </w:tc>
-        <w:tc>
-          <w:tcPr>
-            <w:tcW w:type="dxa" w:w="2556"/>
-          </w:tcPr>
-          <w:p>
-            <w:r>
-              <w:t>Procedure I chose</w:t>
-            </w:r>
-          </w:p>
-        </w:tc>
-        <w:tc>
-          <w:tcPr>
-            <w:tcW w:type="dxa" w:w="2556"/>
-          </w:tcPr>
-          <w:p>
-            <w:r>
-              <w:t>Middle steps</w:t>
-            </w:r>
-          </w:p>
-        </w:tc>
-        <w:tc>
-          <w:tcPr>
-            <w:tcW w:type="dxa" w:w="2556"/>
-          </w:tcPr>
-          <w:p>
-            <w:r>
-              <w:t>Result and check</w:t>
-            </w:r>
-          </w:p>
-        </w:tc>
-      </w:tr>
-      <w:tr>
-        <w:tc>
-          <w:tcPr>
-            <w:tcW w:type="dxa" w:w="2556"/>
-          </w:tcPr>
-          <w:p>
-            <w:r/>
-          </w:p>
-        </w:tc>
-        <w:tc>
-          <w:tcPr>
-            <w:tcW w:type="dxa" w:w="2556"/>
-          </w:tcPr>
-          <w:p>
-            <w:r/>
-          </w:p>
-        </w:tc>
-        <w:tc>
-          <w:tcPr>
-            <w:tcW w:type="dxa" w:w="2556"/>
-          </w:tcPr>
-          <w:p>
-            <w:r/>
-          </w:p>
-        </w:tc>
-        <w:tc>
-          <w:tcPr>
-            <w:tcW w:type="dxa" w:w="2556"/>
-          </w:tcPr>
-          <w:p>
-            <w:r/>
-          </w:p>
-        </w:tc>
-      </w:tr>
-    </w:tbl>
+        <w:t>05. W1 · Explain the current example</w:t>
+      </w:r>
+    </w:p>
+    <w:p>
+      <w:r>
+        <w:t>Keep this task’s inputs,rule and response together.</w:t>
+      </w:r>
+    </w:p>
+    <w:p>
+      <w:pPr>
+        <w:pStyle w:val="Heading2"/>
+      </w:pPr>
+      <w:r>
+        <w:t>Complete task and evidence</w:t>
+      </w:r>
+    </w:p>
+    <w:p>
+      <w:pPr>
+        <w:pStyle w:val="ListBullet"/>
+      </w:pPr>
+      <w:r>
+        <w:t>A literature matrix compares studies by aligned meaning, not headline-score sorting. Preserve question/task, data/population, unit, baseline/model version, metric/cutoff/aggregation, split, resources, source locator and limitations. Main fictional A reports 90% classification accuracy on described-easy cases; B 80% claim support for described-difficult generated answers. Tasks/metrics differ; raw denominators, versions and many conditions are not reported. Do not invent 9/10 or8/10 or assume two unknown fields match. Separate picture S1 indoors 8/10=80%, S2 outdoors 16/20=80%; same rate does not establish equivalent tools, uncertainty or tasks. Neither evaluates both tools on the same supplied photos. Removing indoor/outdoor column hides context without removing the real condition difference. A future common comparison needs a shared application task, eligible judged data, scoring/aggregation, versions and settings. Do not pool incompatible percentages or infer a winner from matrix completion. These are supplied fictional records, not actual literature findings, meta-analysis or performed tool evaluation.</w:t>
+      </w:r>
+    </w:p>
+    <w:p>
+      <w:pPr>
+        <w:pStyle w:val="ListBullet"/>
+      </w:pPr>
+      <w:r>
+        <w:t>Explain the weekly mechanism in your own words. Use the worked scenario to name its input, decision rule and output.</w:t>
+      </w:r>
+    </w:p>
     <w:p>
       <w:pPr>
         <w:pStyle w:val="Heading3"/>
       </w:pPr>
       <w:r>
-        <w:t>The step I completed without help, and the hint I needed</w:t>
+        <w:t>My reasoning and evidence</w:t>
       </w:r>
     </w:p>
     <w:p>
@@ -268,38 +206,55 @@
       </w:r>
     </w:p>
     <w:p>
+      <w:r>
+        <w:t>________________________________________________________________</w:t>
+      </w:r>
+    </w:p>
+    <w:p>
+      <w:r>
+        <w:t>________________________________________________________________</w:t>
+      </w:r>
+    </w:p>
+    <w:p>
+      <w:r>
+        <w:t>________________________________________________________________</w:t>
+      </w:r>
+    </w:p>
+    <w:p>
       <w:pPr>
         <w:pStyle w:val="Heading1"/>
       </w:pPr>
       <w:r>
-        <w:t>03. Individual reasoning check</w:t>
-      </w:r>
-    </w:p>
-    <w:p>
-      <w:r>
-        <w:t>Check the proposed A literature comparison matrix explanation against the supplied facts before discussing it.</w:t>
-      </w:r>
-    </w:p>
-    <w:p>
-      <w:pPr>
-        <w:spacing w:line="336" w:lineRule="auto" w:after="180"/>
-      </w:pPr>
-      <w:r>
-        <w:rPr>
-          <w:b w:val="0"/>
-        </w:rPr>
-        <w:t>Use the worked case for A literature comparison matrix. Proposed explanation: “The worked result establishes every future case”. Decide whether this explanation is supported.</w:t>
-      </w:r>
-    </w:p>
-    <w:p>
-      <w:pPr>
-        <w:spacing w:line="336" w:lineRule="auto" w:after="180"/>
-      </w:pPr>
-      <w:r>
-        <w:rPr>
-          <w:b w:val="0"/>
-        </w:rPr>
-        <w:t>Point to the step or supplied fact that decides; explain your repair if needed.</w:t>
+        <w:t>06. W2 · Trace the worked case</w:t>
+      </w:r>
+    </w:p>
+    <w:p>
+      <w:r>
+        <w:t>Keep the supplied inputs, comparison rule and evidence together.</w:t>
+      </w:r>
+    </w:p>
+    <w:p>
+      <w:pPr>
+        <w:pStyle w:val="Heading2"/>
+      </w:pPr>
+      <w:r>
+        <w:t>Complete task and evidence</w:t>
+      </w:r>
+    </w:p>
+    <w:p>
+      <w:pPr>
+        <w:pStyle w:val="ListBullet"/>
+      </w:pPr>
+      <w:r>
+        <w:t>A literature matrix compares studies by aligned meaning, not headline-score sorting. Preserve question/task, data/population, unit, baseline/model version, metric/cutoff/aggregation, split, resources, source locator and limitations. Main fictional A reports 90% classification accuracy on described-easy cases; B 80% claim support for described-difficult generated answers. Tasks/metrics differ; raw denominators, versions and many conditions are not reported. Do not invent 9/10 or8/10 or assume two unknown fields match. Separate picture S1 indoors 8/10=80%, S2 outdoors 16/20=80%; same rate does not establish equivalent tools, uncertainty or tasks. Neither evaluates both tools on the same supplied photos. Removing indoor/outdoor column hides context without removing the real condition difference. A future common comparison needs a shared application task, eligible judged data, scoring/aggregation, versions and settings. Do not pool incompatible percentages or infer a winner from matrix completion. These are supplied fictional records, not actual literature findings, meta-analysis or performed tool evaluation.</w:t>
+      </w:r>
+    </w:p>
+    <w:p>
+      <w:pPr>
+        <w:pStyle w:val="ListBullet"/>
+      </w:pPr>
+      <w:r>
+        <w:t>Study A reports accuracy 90% on easy classification; B reports claim support 80% on difficult generated answers. Show the intermediate steps and give the conclusion with its scope.</w:t>
       </w:r>
     </w:p>
     <w:p>
@@ -307,7 +262,7 @@
         <w:pStyle w:val="Heading3"/>
       </w:pPr>
       <w:r>
-        <w:t>My explanation before partner discussion</w:t>
+        <w:t>My reasoning and evidence</w:t>
       </w:r>
     </w:p>
     <w:p>
@@ -331,16 +286,55 @@
       </w:r>
     </w:p>
     <w:p>
+      <w:r>
+        <w:t>________________________________________________________________</w:t>
+      </w:r>
+    </w:p>
+    <w:p>
+      <w:r>
+        <w:t>________________________________________________________________</w:t>
+      </w:r>
+    </w:p>
+    <w:p>
+      <w:r>
+        <w:t>________________________________________________________________</w:t>
+      </w:r>
+    </w:p>
+    <w:p>
       <w:pPr>
         <w:pStyle w:val="Heading1"/>
       </w:pPr>
       <w:r>
-        <w:t>04. Independent transfer case</w:t>
-      </w:r>
-    </w:p>
-    <w:p>
-      <w:r>
-        <w:t>Write one first attempt at the reserved independent case before feedback. Repeated copies of that case refer to the same recorded attempt.</w:t>
+        <w:t>07. W3 · Repair a misconception</w:t>
+      </w:r>
+    </w:p>
+    <w:p>
+      <w:r>
+        <w:t>Keep this task’s inputs,rule and response together.</w:t>
+      </w:r>
+    </w:p>
+    <w:p>
+      <w:pPr>
+        <w:pStyle w:val="Heading2"/>
+      </w:pPr>
+      <w:r>
+        <w:t>Complete task and evidence</w:t>
+      </w:r>
+    </w:p>
+    <w:p>
+      <w:pPr>
+        <w:pStyle w:val="ListBullet"/>
+      </w:pPr>
+      <w:r>
+        <w:t>A literature matrix compares studies by aligned meaning, not headline-score sorting. Preserve question/task, data/population, unit, baseline/model version, metric/cutoff/aggregation, split, resources, source locator and limitations. Main fictional A reports 90% classification accuracy on described-easy cases; B 80% claim support for described-difficult generated answers. Tasks/metrics differ; raw denominators, versions and many conditions are not reported. Do not invent 9/10 or8/10 or assume two unknown fields match. Separate picture S1 indoors 8/10=80%, S2 outdoors 16/20=80%; same rate does not establish equivalent tools, uncertainty or tasks. Neither evaluates both tools on the same supplied photos. Removing indoor/outdoor column hides context without removing the real condition difference. A future common comparison needs a shared application task, eligible judged data, scoring/aggregation, versions and settings. Do not pool incompatible percentages or infer a winner from matrix completion. These are supplied fictional records, not actual literature findings, meta-analysis or performed tool evaluation.</w:t>
+      </w:r>
+    </w:p>
+    <w:p>
+      <w:pPr>
+        <w:pStyle w:val="ListBullet"/>
+      </w:pPr>
+      <w:r>
+        <w:t>A report omits this qualification: A matrix documents comparison limits; it does not create missing common evidence. Explain how omitting it could change a reader's interpretation, and write an accurate replacement.</w:t>
       </w:r>
     </w:p>
     <w:p>
@@ -348,18 +342,153 @@
         <w:pStyle w:val="Heading3"/>
       </w:pPr>
       <w:r>
+        <w:t>My reasoning and evidence</w:t>
+      </w:r>
+    </w:p>
+    <w:p>
+      <w:r>
+        <w:t>________________________________________________________________</w:t>
+      </w:r>
+    </w:p>
+    <w:p>
+      <w:r>
+        <w:t>________________________________________________________________</w:t>
+      </w:r>
+    </w:p>
+    <w:p>
+      <w:r>
+        <w:t>________________________________________________________________</w:t>
+      </w:r>
+    </w:p>
+    <w:p>
+      <w:r>
+        <w:t>________________________________________________________________</w:t>
+      </w:r>
+    </w:p>
+    <w:p>
+      <w:r>
+        <w:t>________________________________________________________________</w:t>
+      </w:r>
+    </w:p>
+    <w:p>
+      <w:r>
+        <w:t>________________________________________________________________</w:t>
+      </w:r>
+    </w:p>
+    <w:p>
+      <w:pPr>
+        <w:pStyle w:val="Heading1"/>
+      </w:pPr>
+      <w:r>
+        <w:t>09. W5 · Explain the limitation</w:t>
+      </w:r>
+    </w:p>
+    <w:p>
+      <w:r>
+        <w:t>Keep this task’s inputs,rule and response together.</w:t>
+      </w:r>
+    </w:p>
+    <w:p>
+      <w:pPr>
+        <w:pStyle w:val="Heading2"/>
+      </w:pPr>
+      <w:r>
+        <w:t>Complete task and evidence</w:t>
+      </w:r>
+    </w:p>
+    <w:p>
+      <w:pPr>
+        <w:pStyle w:val="ListBullet"/>
+      </w:pPr>
+      <w:r>
+        <w:t>A literature matrix compares studies by aligned meaning, not headline-score sorting. Preserve question/task, data/population, unit, baseline/model version, metric/cutoff/aggregation, split, resources, source locator and limitations. Main fictional A reports 90% classification accuracy on described-easy cases; B 80% claim support for described-difficult generated answers. Tasks/metrics differ; raw denominators, versions and many conditions are not reported. Do not invent 9/10 or8/10 or assume two unknown fields match. Separate picture S1 indoors 8/10=80%, S2 outdoors 16/20=80%; same rate does not establish equivalent tools, uncertainty or tasks. Neither evaluates both tools on the same supplied photos. Removing indoor/outdoor column hides context without removing the real condition difference. A future common comparison needs a shared application task, eligible judged data, scoring/aggregation, versions and settings. Do not pool incompatible percentages or infer a winner from matrix completion. These are supplied fictional records, not actual literature findings, meta-analysis or performed tool evaluation.</w:t>
+      </w:r>
+    </w:p>
+    <w:p>
+      <w:pPr>
+        <w:pStyle w:val="ListBullet"/>
+      </w:pPr>
+      <w:r>
+        <w:t>For the worked scenario, propose one additional case that could reveal a failure, describe its expected outcome before running it, and explain what would need to remain fixed for a fair comparison. Do not reuse W4 as a new final test after receiving feedback.</w:t>
+      </w:r>
+    </w:p>
+    <w:p>
+      <w:pPr>
+        <w:pStyle w:val="Heading3"/>
+      </w:pPr>
+      <w:r>
+        <w:t>My reasoning and evidence</w:t>
+      </w:r>
+    </w:p>
+    <w:p>
+      <w:r>
+        <w:t>________________________________________________________________</w:t>
+      </w:r>
+    </w:p>
+    <w:p>
+      <w:r>
+        <w:t>________________________________________________________________</w:t>
+      </w:r>
+    </w:p>
+    <w:p>
+      <w:r>
+        <w:t>________________________________________________________________</w:t>
+      </w:r>
+    </w:p>
+    <w:p>
+      <w:r>
+        <w:t>________________________________________________________________</w:t>
+      </w:r>
+    </w:p>
+    <w:p>
+      <w:r>
+        <w:t>________________________________________________________________</w:t>
+      </w:r>
+    </w:p>
+    <w:p>
+      <w:r>
+        <w:t>________________________________________________________________</w:t>
+      </w:r>
+    </w:p>
+    <w:p>
+      <w:r>
+        <w:t>________________________________________________________________</w:t>
+      </w:r>
+    </w:p>
+    <w:p>
+      <w:pPr>
+        <w:pStyle w:val="Heading1"/>
+      </w:pPr>
+      <w:r>
+        <w:t>04. Try alone · Selected transfer</w:t>
+      </w:r>
+    </w:p>
+    <w:p>
+      <w:r>
+        <w:t>Keep this task’s inputs,rule and response together.</w:t>
+      </w:r>
+    </w:p>
+    <w:p>
+      <w:pPr>
+        <w:pStyle w:val="Heading2"/>
+      </w:pPr>
+      <w:r>
+        <w:t>Complete task and evidence</w:t>
+      </w:r>
+    </w:p>
+    <w:p>
+      <w:pPr>
+        <w:pStyle w:val="Heading3"/>
+      </w:pPr>
+      <w:r>
         <w:t>Independent case: Apply a new case independently</w:t>
       </w:r>
     </w:p>
     <w:p>
       <w:pPr>
-        <w:spacing w:line="336" w:lineRule="auto" w:after="180"/>
-        <w:shd w:fill="F5F1FB"/>
-      </w:pPr>
-      <w:r>
-        <w:rPr>
-          <w:b w:val="0"/>
-        </w:rPr>
+        <w:pStyle w:val="ListBullet"/>
+      </w:pPr>
+      <w:r>
         <w:t>A has recall@5 .8; B has precision@3 .9 on another corpus. Can you rank them?</w:t>
       </w:r>
     </w:p>
@@ -408,12 +537,9 @@
     </w:p>
     <w:p>
       <w:pPr>
-        <w:spacing w:line="336" w:lineRule="auto" w:after="180"/>
-      </w:pPr>
-      <w:r>
-        <w:rPr>
-          <w:b w:val="0"/>
-        </w:rPr>
+        <w:pStyle w:val="ListBullet"/>
+      </w:pPr>
+      <w:r>
         <w:t>Attempt this case before feedback. Record any help. Earlier examples below are further practice; a case already practised with feedback cannot establish fresh transfer.</w:t>
       </w:r>
     </w:p>
@@ -422,59 +548,28 @@
         <w:pStyle w:val="Heading1"/>
       </w:pPr>
       <w:r>
-        <w:t>05. W1 Explain the mechanism</w:t>
-      </w:r>
-    </w:p>
-    <w:p>
-      <w:r>
-        <w:t>Explain the mechanism. Apply the supplied A literature comparison matrix facts and keep your reasoning.</w:t>
-      </w:r>
-    </w:p>
-    <w:p>
-      <w:pPr>
-        <w:spacing w:line="336" w:lineRule="auto" w:after="180"/>
-      </w:pPr>
-      <w:r>
-        <w:rPr>
-          <w:b w:val="0"/>
-        </w:rPr>
-        <w:t xml:space="preserve">Explain the weekly </w:t>
-      </w:r>
-      <w:r>
-        <w:rPr>
-          <w:b/>
-        </w:rPr>
-        <w:t>mechanism</w:t>
-      </w:r>
-      <w:r>
-        <w:rPr>
-          <w:b w:val="0"/>
-        </w:rPr>
-        <w:t xml:space="preserve"> in your own words. Use the worked scenario to name its </w:t>
-      </w:r>
-      <w:r>
-        <w:rPr>
-          <w:b/>
-        </w:rPr>
-        <w:t>input</w:t>
-      </w:r>
-      <w:r>
-        <w:rPr>
-          <w:b w:val="0"/>
-        </w:rPr>
-        <w:t xml:space="preserve">, decision rule and </w:t>
-      </w:r>
-      <w:r>
-        <w:rPr>
-          <w:b/>
-        </w:rPr>
-        <w:t>output</w:t>
-      </w:r>
-      <w:r>
-        <w:rPr>
-          <w:b w:val="0"/>
-        </w:rPr>
-        <w:t>.</w:t>
+        <w:t>10. Project · Keep the research evidence</w:t>
+      </w:r>
+    </w:p>
+    <w:p>
+      <w:r>
+        <w:t>Preserve the question, protocol, observations, analysis and limits.</w:t>
+      </w:r>
+    </w:p>
+    <w:p>
+      <w:pPr>
+        <w:pStyle w:val="Heading2"/>
+      </w:pPr>
+      <w:r>
+        <w:t>Complete task and evidence</w:t>
+      </w:r>
+    </w:p>
+    <w:p>
+      <w:pPr>
+        <w:pStyle w:val="ListBullet"/>
+      </w:pPr>
+      <w:r>
+        <w:t>Add a labelled a literature comparison matrix evidence sheet to Reproducible AI Research Study. Show how you can explain the mechanism and terminology of a literature comparison matrix. Use the supplied fictional case and keep its inputs, intermediate steps, calculation or prediction, and limitation. Connect this record to last week’s record; a matching answer without a trace is insufficient.</w:t>
       </w:r>
     </w:p>
     <w:p>
@@ -482,7 +577,7 @@
         <w:pStyle w:val="Heading3"/>
       </w:pPr>
       <w:r>
-        <w:t>My reasoning and evidence</w:t>
+        <w:t>My project change, supporting evidence and remaining limit</w:t>
       </w:r>
     </w:p>
     <w:p>
@@ -520,437 +615,20 @@
         <w:pStyle w:val="Heading1"/>
       </w:pPr>
       <w:r>
-        <w:t>06. W2 Trace the worked case</w:t>
-      </w:r>
-    </w:p>
-    <w:p>
-      <w:r>
-        <w:t>Trace the worked case. Apply the supplied A literature comparison matrix facts and keep your reasoning.</w:t>
-      </w:r>
-    </w:p>
-    <w:p>
-      <w:pPr>
-        <w:spacing w:line="336" w:lineRule="auto" w:after="180"/>
-      </w:pPr>
-      <w:r>
-        <w:rPr>
-          <w:b w:val="0"/>
-        </w:rPr>
-        <w:t>Study A reports accuracy90% on easy classification; B reports claim support</w:t>
-      </w:r>
-      <w:r>
-        <w:rPr>
-          <w:b/>
-        </w:rPr>
-        <w:t>80%</w:t>
-      </w:r>
-      <w:r>
-        <w:rPr>
-          <w:b w:val="0"/>
-        </w:rPr>
-        <w:t xml:space="preserve"> on difficult generated answers. Show the intermediate steps and give the conclusion with its scope.</w:t>
-      </w:r>
-    </w:p>
-    <w:p>
-      <w:pPr>
-        <w:pStyle w:val="Heading3"/>
-      </w:pPr>
-      <w:r>
-        <w:t>My reasoning and evidence</w:t>
-      </w:r>
-    </w:p>
-    <w:p>
-      <w:r>
-        <w:t>________________________________________________________________</w:t>
-      </w:r>
-    </w:p>
-    <w:p>
-      <w:r>
-        <w:t>________________________________________________________________</w:t>
-      </w:r>
-    </w:p>
-    <w:p>
-      <w:r>
-        <w:t>________________________________________________________________</w:t>
-      </w:r>
-    </w:p>
-    <w:p>
-      <w:r>
-        <w:t>________________________________________________________________</w:t>
-      </w:r>
-    </w:p>
-    <w:p>
-      <w:r>
-        <w:t>________________________________________________________________</w:t>
-      </w:r>
-    </w:p>
-    <w:p>
-      <w:r>
-        <w:t>________________________________________________________________</w:t>
-      </w:r>
-    </w:p>
-    <w:p>
-      <w:r>
-        <w:t>________________________________________________________________</w:t>
-      </w:r>
-    </w:p>
-    <w:p>
-      <w:pPr>
-        <w:pStyle w:val="Heading1"/>
-      </w:pPr>
-      <w:r>
-        <w:t>07. W3 Audit the limit</w:t>
-      </w:r>
-    </w:p>
-    <w:p>
-      <w:r>
-        <w:t>Audit the limit. Apply the supplied A literature comparison matrix facts and keep your reasoning.</w:t>
-      </w:r>
-    </w:p>
-    <w:p>
-      <w:pPr>
-        <w:spacing w:line="336" w:lineRule="auto" w:after="180"/>
-      </w:pPr>
-      <w:r>
-        <w:rPr>
-          <w:b w:val="0"/>
-        </w:rPr>
-        <w:t xml:space="preserve">A report omits this qualification: A matrix documents comparison limits; it does not create missing common </w:t>
-      </w:r>
-      <w:r>
-        <w:rPr>
-          <w:b/>
-        </w:rPr>
-        <w:t>evidence</w:t>
-      </w:r>
-      <w:r>
-        <w:rPr>
-          <w:b w:val="0"/>
-        </w:rPr>
-        <w:t>. Explain how omitting it could change a reader's interpretation, and write an accurate replacement.</w:t>
-      </w:r>
-    </w:p>
-    <w:p>
-      <w:pPr>
-        <w:pStyle w:val="Heading3"/>
-      </w:pPr>
-      <w:r>
-        <w:t>My reasoning and evidence</w:t>
-      </w:r>
-    </w:p>
-    <w:p>
-      <w:r>
-        <w:t>________________________________________________________________</w:t>
-      </w:r>
-    </w:p>
-    <w:p>
-      <w:r>
-        <w:t>________________________________________________________________</w:t>
-      </w:r>
-    </w:p>
-    <w:p>
-      <w:r>
-        <w:t>________________________________________________________________</w:t>
-      </w:r>
-    </w:p>
-    <w:p>
-      <w:r>
-        <w:t>________________________________________________________________</w:t>
-      </w:r>
-    </w:p>
-    <w:p>
-      <w:r>
-        <w:t>________________________________________________________________</w:t>
-      </w:r>
-    </w:p>
-    <w:p>
-      <w:r>
-        <w:t>________________________________________________________________</w:t>
-      </w:r>
-    </w:p>
-    <w:p>
-      <w:pPr>
-        <w:pStyle w:val="Heading1"/>
-      </w:pPr>
-      <w:r>
-        <w:t>08. W4 Apply a new case independently</w:t>
-      </w:r>
-    </w:p>
-    <w:p>
-      <w:r>
-        <w:t>Attempt before feedback. If this repeats the selected independent case, reuse that first attempt; otherwise keep a separate record. Apply a new case independently. Apply the supplied A literature comparison matrix facts and keep your reasoning.</w:t>
-      </w:r>
-    </w:p>
-    <w:p>
-      <w:pPr>
-        <w:spacing w:line="336" w:lineRule="auto" w:after="180"/>
-        <w:shd w:fill="F5F1FB"/>
-      </w:pPr>
-      <w:r>
-        <w:rPr>
-          <w:b w:val="0"/>
-        </w:rPr>
-        <w:t>A has recall@5 .8; B has precision@3 .9 on another corpus. Can you rank them?</w:t>
-      </w:r>
-    </w:p>
-    <w:p>
-      <w:pPr>
-        <w:pStyle w:val="Heading3"/>
-      </w:pPr>
-      <w:r>
-        <w:t>My reasoning and evidence</w:t>
-      </w:r>
-    </w:p>
-    <w:p>
-      <w:r>
-        <w:t>________________________________________________________________</w:t>
-      </w:r>
-    </w:p>
-    <w:p>
-      <w:r>
-        <w:t>________________________________________________________________</w:t>
-      </w:r>
-    </w:p>
-    <w:p>
-      <w:r>
-        <w:t>________________________________________________________________</w:t>
-      </w:r>
-    </w:p>
-    <w:p>
-      <w:r>
-        <w:t>________________________________________________________________</w:t>
-      </w:r>
-    </w:p>
-    <w:p>
-      <w:r>
-        <w:t>________________________________________________________________</w:t>
-      </w:r>
-    </w:p>
-    <w:p>
-      <w:r>
-        <w:t>________________________________________________________________</w:t>
-      </w:r>
-    </w:p>
-    <w:p>
-      <w:r>
-        <w:t>________________________________________________________________</w:t>
-      </w:r>
-    </w:p>
-    <w:p>
-      <w:r>
-        <w:t>________________________________________________________________</w:t>
-      </w:r>
-    </w:p>
-    <w:p>
-      <w:pPr>
-        <w:pStyle w:val="Heading1"/>
-      </w:pPr>
-      <w:r>
-        <w:t>09. W5 Design a revealing follow-up</w:t>
-      </w:r>
-    </w:p>
-    <w:p>
-      <w:r>
-        <w:t>Design a revealing follow-up. Apply the supplied A literature comparison matrix facts and keep your reasoning.</w:t>
-      </w:r>
-    </w:p>
-    <w:p>
-      <w:pPr>
-        <w:spacing w:line="336" w:lineRule="auto" w:after="180"/>
-      </w:pPr>
-      <w:r>
-        <w:rPr>
-          <w:b w:val="0"/>
-        </w:rPr>
-        <w:t>For the worked scenario, propose one additional case that could reveal a failure, describe its expected outcome before running it, and explain what would need to remain fixed for a fair comparison.</w:t>
-      </w:r>
-    </w:p>
-    <w:p>
-      <w:pPr>
-        <w:spacing w:line="336" w:lineRule="auto" w:after="180"/>
-      </w:pPr>
-      <w:r>
-        <w:rPr>
-          <w:b w:val="0"/>
-        </w:rPr>
-        <w:t>Do not reuse W4 as a new final test after receiving feedback.</w:t>
-      </w:r>
-    </w:p>
-    <w:p>
-      <w:pPr>
-        <w:pStyle w:val="Heading3"/>
-      </w:pPr>
-      <w:r>
-        <w:t>My reasoning and evidence</w:t>
-      </w:r>
-    </w:p>
-    <w:p>
-      <w:r>
-        <w:t>________________________________________________________________</w:t>
-      </w:r>
-    </w:p>
-    <w:p>
-      <w:r>
-        <w:t>________________________________________________________________</w:t>
-      </w:r>
-    </w:p>
-    <w:p>
-      <w:r>
-        <w:t>________________________________________________________________</w:t>
-      </w:r>
-    </w:p>
-    <w:p>
-      <w:r>
-        <w:t>________________________________________________________________</w:t>
-      </w:r>
-    </w:p>
-    <w:p>
-      <w:r>
-        <w:t>________________________________________________________________</w:t>
-      </w:r>
-    </w:p>
-    <w:p>
-      <w:r>
-        <w:t>________________________________________________________________</w:t>
-      </w:r>
-    </w:p>
-    <w:p>
-      <w:r>
-        <w:t>________________________________________________________________</w:t>
-      </w:r>
-    </w:p>
-    <w:p>
-      <w:pPr>
-        <w:pStyle w:val="Heading1"/>
-      </w:pPr>
-      <w:r>
-        <w:t>10. Project checkpoint and reflection</w:t>
-      </w:r>
-    </w:p>
-    <w:p>
-      <w:r>
-        <w:t>Connect A literature comparison matrix to Reproducible AI Research Study, identify a limit and choose the next useful test.</w:t>
-      </w:r>
-    </w:p>
-    <w:p>
-      <w:pPr>
-        <w:spacing w:line="336" w:lineRule="auto" w:after="180"/>
-      </w:pPr>
-      <w:r>
-        <w:rPr>
-          <w:b w:val="0"/>
-        </w:rPr>
-        <w:t xml:space="preserve">Add a labelled a literature comparison matrix </w:t>
-      </w:r>
-      <w:r>
-        <w:rPr>
-          <w:b/>
-        </w:rPr>
-        <w:t>evidence</w:t>
-      </w:r>
-      <w:r>
-        <w:rPr>
-          <w:b w:val="0"/>
-        </w:rPr>
-        <w:t xml:space="preserve"> sheet to Reproducible AI Research Study. Show how you can explain the </w:t>
-      </w:r>
-      <w:r>
-        <w:rPr>
-          <w:b/>
-        </w:rPr>
-        <w:t>mechanism</w:t>
-      </w:r>
-      <w:r>
-        <w:rPr>
-          <w:b w:val="0"/>
-        </w:rPr>
-        <w:t xml:space="preserve"> and terminology of a literature comparison matrix.</w:t>
-      </w:r>
-    </w:p>
-    <w:p>
-      <w:pPr>
-        <w:spacing w:line="336" w:lineRule="auto" w:after="180"/>
-      </w:pPr>
-      <w:r>
-        <w:rPr>
-          <w:b w:val="0"/>
-        </w:rPr>
-        <w:t xml:space="preserve">Use the supplied fictional case and keep its </w:t>
-      </w:r>
-      <w:r>
-        <w:rPr>
-          <w:b/>
-        </w:rPr>
-        <w:t>input</w:t>
-      </w:r>
-      <w:r>
-        <w:rPr>
-          <w:b w:val="0"/>
-        </w:rPr>
-        <w:t xml:space="preserve">s, intermediate steps, calculation or </w:t>
-      </w:r>
-      <w:r>
-        <w:rPr>
-          <w:b/>
-        </w:rPr>
-        <w:t>prediction</w:t>
-      </w:r>
-      <w:r>
-        <w:rPr>
-          <w:b w:val="0"/>
-        </w:rPr>
-        <w:t>, and limitation. Connect this record to last week’s record; a matching answer without a trace is insufficient.</w:t>
-      </w:r>
-    </w:p>
-    <w:p>
-      <w:pPr>
-        <w:pStyle w:val="Heading3"/>
-      </w:pPr>
-      <w:r>
-        <w:t>My project change, supporting evidence and remaining limit</w:t>
-      </w:r>
-    </w:p>
-    <w:p>
-      <w:r>
-        <w:t>________________________________________________________________</w:t>
-      </w:r>
-    </w:p>
-    <w:p>
-      <w:r>
-        <w:t>________________________________________________________________</w:t>
-      </w:r>
-    </w:p>
-    <w:p>
-      <w:r>
-        <w:t>________________________________________________________________</w:t>
-      </w:r>
-    </w:p>
-    <w:p>
-      <w:r>
-        <w:t>________________________________________________________________</w:t>
-      </w:r>
-    </w:p>
-    <w:p>
-      <w:r>
-        <w:t>________________________________________________________________</w:t>
-      </w:r>
-    </w:p>
-    <w:p>
-      <w:r>
-        <w:t>________________________________________________________________</w:t>
-      </w:r>
-    </w:p>
-    <w:p>
-      <w:pPr>
-        <w:pStyle w:val="Heading1"/>
-      </w:pPr>
-      <w:r>
-        <w:t>11. Feedback, return check and learning record</w:t>
-      </w:r>
-    </w:p>
-    <w:p>
-      <w:r>
-        <w:t>Record the first repaired step and a different case to revisit after a delay.</w:t>
+        <w:t>11. Feedback · Repair and return</w:t>
+      </w:r>
+    </w:p>
+    <w:p>
+      <w:r>
+        <w:t>Keep this task’s inputs,rule and response together.</w:t>
+      </w:r>
+    </w:p>
+    <w:p>
+      <w:pPr>
+        <w:pStyle w:val="Heading2"/>
+      </w:pPr>
+      <w:r>
+        <w:t>Complete task and evidence</w:t>
       </w:r>
     </w:p>
     <w:tbl>
@@ -1091,12 +769,9 @@
     </w:tbl>
     <w:p>
       <w:pPr>
-        <w:spacing w:line="336" w:lineRule="auto" w:after="180"/>
-      </w:pPr>
-      <w:r>
-        <w:rPr>
-          <w:b w:val="0"/>
-        </w:rPr>
+        <w:pStyle w:val="ListBullet"/>
+      </w:pPr>
+      <w:r>
         <w:t>Revisit this idea with your teacher after a delay. Familiarity is different from explaining and using it on a changed case.</w:t>
       </w:r>
     </w:p>
@@ -1105,58 +780,322 @@
         <w:pStyle w:val="Heading1"/>
       </w:pPr>
       <w:r>
-        <w:t>12. Pictorial case practice: A literature comparison matrix</w:t>
-      </w:r>
-    </w:p>
-    <w:p>
-      <w:r>
-        <w:t>A literature matrix that preserves differences. Two fictional studies evaluate related tools under different conditions. Explain the labelled step before checking the changed condition.</w:t>
-      </w:r>
-    </w:p>
-    <w:p>
-      <w:pPr>
-        <w:spacing w:line="336" w:lineRule="auto" w:after="180"/>
-      </w:pPr>
-      <w:r>
-        <w:rPr>
-          <w:b w:val="0"/>
-        </w:rPr>
-        <w:t xml:space="preserve">A </w:t>
-      </w:r>
-      <w:r>
-        <w:rPr>
-          <w:b/>
-        </w:rPr>
-        <w:t>literature matrix</w:t>
-      </w:r>
-      <w:r>
-        <w:rPr>
-          <w:b w:val="0"/>
-        </w:rPr>
-        <w:t xml:space="preserve"> that preserves differences. Two fictional studies evaluate related tools under different conditions.</w:t>
-      </w:r>
-    </w:p>
-    <w:p>
-      <w:pPr>
-        <w:spacing w:line="336" w:lineRule="auto" w:after="180"/>
-      </w:pPr>
-      <w:r>
-        <w:rPr>
-          <w:b w:val="0"/>
-        </w:rPr>
-        <w:t xml:space="preserve">Study S1: 8/10 correct on indoor photos. S2: 16/20 on outdoor photos. Both report </w:t>
-      </w:r>
-      <w:r>
-        <w:rPr>
-          <w:b/>
-        </w:rPr>
-        <w:t>80%</w:t>
-      </w:r>
-      <w:r>
-        <w:rPr>
-          <w:b w:val="0"/>
-        </w:rPr>
-        <w:t>.</w:t>
+        <w:t>Reference bank and extra practice</w:t>
+      </w:r>
+    </w:p>
+    <w:p>
+      <w:pPr>
+        <w:pStyle w:val="Heading1"/>
+      </w:pPr>
+      <w:r>
+        <w:t>02. Reference · Supported W2 record</w:t>
+      </w:r>
+    </w:p>
+    <w:p>
+      <w:r>
+        <w:t>Keep this task’s inputs,rule and response together.</w:t>
+      </w:r>
+    </w:p>
+    <w:p>
+      <w:pPr>
+        <w:pStyle w:val="Heading2"/>
+      </w:pPr>
+      <w:r>
+        <w:t>Complete task and evidence</w:t>
+      </w:r>
+    </w:p>
+    <w:p>
+      <w:pPr>
+        <w:pStyle w:val="ListBullet"/>
+      </w:pPr>
+      <w:r>
+        <w:t>Use W2: Trace the worked case for A literature comparison matrix. Record the answer once; the lesson and workbook refer to the same attempt.</w:t>
+      </w:r>
+    </w:p>
+    <w:tbl>
+      <w:tblPr>
+        <w:tblStyle w:val="LightShading-Accent1"/>
+        <w:tblW w:type="auto" w:w="0"/>
+        <w:tblLook w:firstColumn="1" w:firstRow="1" w:lastColumn="0" w:lastRow="0" w:noHBand="0" w:noVBand="1" w:val="04A0"/>
+      </w:tblPr>
+      <w:tblGrid>
+        <w:gridCol w:w="2556"/>
+        <w:gridCol w:w="2556"/>
+        <w:gridCol w:w="2556"/>
+        <w:gridCol w:w="2556"/>
+      </w:tblGrid>
+      <w:tr>
+        <w:trPr>
+          <w:tblHeader/>
+        </w:trPr>
+        <w:tc>
+          <w:tcPr>
+            <w:tcW w:type="dxa" w:w="2556"/>
+          </w:tcPr>
+          <w:p>
+            <w:r>
+              <w:t>Given inputs</w:t>
+            </w:r>
+          </w:p>
+        </w:tc>
+        <w:tc>
+          <w:tcPr>
+            <w:tcW w:type="dxa" w:w="2556"/>
+          </w:tcPr>
+          <w:p>
+            <w:r>
+              <w:t>Procedure I chose</w:t>
+            </w:r>
+          </w:p>
+        </w:tc>
+        <w:tc>
+          <w:tcPr>
+            <w:tcW w:type="dxa" w:w="2556"/>
+          </w:tcPr>
+          <w:p>
+            <w:r>
+              <w:t>Middle steps</w:t>
+            </w:r>
+          </w:p>
+        </w:tc>
+        <w:tc>
+          <w:tcPr>
+            <w:tcW w:type="dxa" w:w="2556"/>
+          </w:tcPr>
+          <w:p>
+            <w:r>
+              <w:t>Result and check</w:t>
+            </w:r>
+          </w:p>
+        </w:tc>
+      </w:tr>
+      <w:tr>
+        <w:tc>
+          <w:tcPr>
+            <w:tcW w:type="dxa" w:w="2556"/>
+          </w:tcPr>
+          <w:p>
+            <w:r/>
+          </w:p>
+        </w:tc>
+        <w:tc>
+          <w:tcPr>
+            <w:tcW w:type="dxa" w:w="2556"/>
+          </w:tcPr>
+          <w:p>
+            <w:r/>
+          </w:p>
+        </w:tc>
+        <w:tc>
+          <w:tcPr>
+            <w:tcW w:type="dxa" w:w="2556"/>
+          </w:tcPr>
+          <w:p>
+            <w:r/>
+          </w:p>
+        </w:tc>
+        <w:tc>
+          <w:tcPr>
+            <w:tcW w:type="dxa" w:w="2556"/>
+          </w:tcPr>
+          <w:p>
+            <w:r/>
+          </w:p>
+        </w:tc>
+      </w:tr>
+    </w:tbl>
+    <w:p>
+      <w:pPr>
+        <w:pStyle w:val="Heading3"/>
+      </w:pPr>
+      <w:r>
+        <w:t>The step I completed without help, and the hint I needed</w:t>
+      </w:r>
+    </w:p>
+    <w:p>
+      <w:r>
+        <w:t>________________________________________________________________</w:t>
+      </w:r>
+    </w:p>
+    <w:p>
+      <w:r>
+        <w:t>________________________________________________________________</w:t>
+      </w:r>
+    </w:p>
+    <w:p>
+      <w:r>
+        <w:t>________________________________________________________________</w:t>
+      </w:r>
+    </w:p>
+    <w:p>
+      <w:pPr>
+        <w:pStyle w:val="Heading1"/>
+      </w:pPr>
+      <w:r>
+        <w:t>03. Extra practice · Individual reasoning check</w:t>
+      </w:r>
+    </w:p>
+    <w:p>
+      <w:r>
+        <w:t>Keep this task’s inputs,rule and response together.</w:t>
+      </w:r>
+    </w:p>
+    <w:p>
+      <w:pPr>
+        <w:pStyle w:val="Heading2"/>
+      </w:pPr>
+      <w:r>
+        <w:t>Complete task and evidence</w:t>
+      </w:r>
+    </w:p>
+    <w:p>
+      <w:pPr>
+        <w:pStyle w:val="ListBullet"/>
+      </w:pPr>
+      <w:r>
+        <w:t>Use the worked case for A literature comparison matrix. Proposed explanation: “The worked result establishes every future case”. Decide whether this explanation is supported. Point to the step or supplied fact that decides; explain your repair if needed.</w:t>
+      </w:r>
+    </w:p>
+    <w:p>
+      <w:pPr>
+        <w:pStyle w:val="Heading3"/>
+      </w:pPr>
+      <w:r>
+        <w:t>My explanation before partner discussion</w:t>
+      </w:r>
+    </w:p>
+    <w:p>
+      <w:r>
+        <w:t>________________________________________________________________</w:t>
+      </w:r>
+    </w:p>
+    <w:p>
+      <w:r>
+        <w:t>________________________________________________________________</w:t>
+      </w:r>
+    </w:p>
+    <w:p>
+      <w:r>
+        <w:t>________________________________________________________________</w:t>
+      </w:r>
+    </w:p>
+    <w:p>
+      <w:r>
+        <w:t>________________________________________________________________</w:t>
+      </w:r>
+    </w:p>
+    <w:p>
+      <w:pPr>
+        <w:pStyle w:val="Heading1"/>
+      </w:pPr>
+      <w:r>
+        <w:t>08. Reference · Earlier W4 response copy</w:t>
+      </w:r>
+    </w:p>
+    <w:p>
+      <w:r>
+        <w:t>Keep this task’s inputs,rule and response together.</w:t>
+      </w:r>
+    </w:p>
+    <w:p>
+      <w:pPr>
+        <w:pStyle w:val="Heading2"/>
+      </w:pPr>
+      <w:r>
+        <w:t>Complete task and evidence</w:t>
+      </w:r>
+    </w:p>
+    <w:p>
+      <w:pPr>
+        <w:pStyle w:val="ListBullet"/>
+      </w:pPr>
+      <w:r>
+        <w:t>A has recall@5 .8; B has precision@3 .9 on another corpus. Can you rank them?</w:t>
+      </w:r>
+    </w:p>
+    <w:p>
+      <w:pPr>
+        <w:pStyle w:val="Heading3"/>
+      </w:pPr>
+      <w:r>
+        <w:t>My reasoning and evidence</w:t>
+      </w:r>
+    </w:p>
+    <w:p>
+      <w:r>
+        <w:t>________________________________________________________________</w:t>
+      </w:r>
+    </w:p>
+    <w:p>
+      <w:r>
+        <w:t>________________________________________________________________</w:t>
+      </w:r>
+    </w:p>
+    <w:p>
+      <w:r>
+        <w:t>________________________________________________________________</w:t>
+      </w:r>
+    </w:p>
+    <w:p>
+      <w:r>
+        <w:t>________________________________________________________________</w:t>
+      </w:r>
+    </w:p>
+    <w:p>
+      <w:r>
+        <w:t>________________________________________________________________</w:t>
+      </w:r>
+    </w:p>
+    <w:p>
+      <w:r>
+        <w:t>________________________________________________________________</w:t>
+      </w:r>
+    </w:p>
+    <w:p>
+      <w:r>
+        <w:t>________________________________________________________________</w:t>
+      </w:r>
+    </w:p>
+    <w:p>
+      <w:r>
+        <w:t>________________________________________________________________</w:t>
+      </w:r>
+    </w:p>
+    <w:p>
+      <w:pPr>
+        <w:pStyle w:val="Heading1"/>
+      </w:pPr>
+      <w:r>
+        <w:t>12. Extra practice · Pictured case</w:t>
+      </w:r>
+    </w:p>
+    <w:p>
+      <w:r>
+        <w:t>Keep this task’s inputs,rule and response together.</w:t>
+      </w:r>
+    </w:p>
+    <w:p>
+      <w:pPr>
+        <w:pStyle w:val="Heading2"/>
+      </w:pPr>
+      <w:r>
+        <w:t>Complete task and evidence</w:t>
+      </w:r>
+    </w:p>
+    <w:p>
+      <w:pPr>
+        <w:pStyle w:val="ListBullet"/>
+      </w:pPr>
+      <w:r>
+        <w:t>A literature matrix that preserves differences. Two fictional studies evaluate related tools under different conditions.</w:t>
+      </w:r>
+    </w:p>
+    <w:p>
+      <w:pPr>
+        <w:pStyle w:val="ListBullet"/>
+      </w:pPr>
+      <w:r>
+        <w:t>Study S1: 8/10 correct on indoor photos. S2: 16/20 on outdoor photos. Both report 80%.</w:t>
       </w:r>
     </w:p>
     <w:p>
@@ -1233,26 +1172,10 @@
     </w:p>
     <w:p>
       <w:pPr>
-        <w:spacing w:line="336" w:lineRule="auto" w:after="180"/>
-        <w:shd w:fill="F5F1FB"/>
-      </w:pPr>
-      <w:r>
-        <w:rPr>
-          <w:b w:val="0"/>
-        </w:rPr>
-        <w:t xml:space="preserve">Explain why 8/10 indoors and 16/20 outdoors share a rate but not a controlled comparison. Which condition column must the </w:t>
-      </w:r>
-      <w:r>
-        <w:rPr>
-          <w:b/>
-        </w:rPr>
-        <w:t>literature matrix</w:t>
-      </w:r>
-      <w:r>
-        <w:rPr>
-          <w:b w:val="0"/>
-        </w:rPr>
-        <w:t xml:space="preserve"> preserve?</w:t>
+        <w:pStyle w:val="ListBullet"/>
+      </w:pPr>
+      <w:r>
+        <w:t>Explain why 8/10 indoors and 16/20 outdoors share a rate but not a controlled comparison. Which condition column must the literature matrix preserve?</w:t>
       </w:r>
     </w:p>
     <w:p>
@@ -1295,56 +1218,18 @@
     </w:p>
     <w:p>
       <w:pPr>
-        <w:pStyle w:val="Heading3"/>
-      </w:pPr>
-      <w:r>
-        <w:t>Record the help used</w:t>
-      </w:r>
-    </w:p>
-    <w:p>
-      <w:pPr>
-        <w:spacing w:line="336" w:lineRule="auto" w:after="180"/>
-        <w:shd w:fill="F1F6F8"/>
-      </w:pPr>
-      <w:r>
-        <w:rPr>
-          <w:b w:val="0"/>
-        </w:rPr>
-        <w:t xml:space="preserve">Support used: alone / hint / worked example. This record is practice </w:t>
-      </w:r>
-      <w:r>
-        <w:rPr>
-          <w:b/>
-        </w:rPr>
-        <w:t>evidence</w:t>
-      </w:r>
-      <w:r>
-        <w:rPr>
-          <w:b w:val="0"/>
-        </w:rPr>
-        <w:t>.</w:t>
-      </w:r>
-    </w:p>
-    <w:p>
-      <w:pPr>
-        <w:spacing w:line="336" w:lineRule="auto" w:after="180"/>
-      </w:pPr>
-      <w:r>
-        <w:rPr>
-          <w:b w:val="0"/>
-        </w:rPr>
-        <w:t>Project connection: For the Reproducible AI Research Study, retain an annotated worked trace and the changed-case reasoning.</w:t>
-      </w:r>
-    </w:p>
-    <w:p>
-      <w:pPr>
-        <w:spacing w:line="336" w:lineRule="auto" w:after="180"/>
-      </w:pPr>
-      <w:r>
-        <w:rPr>
-          <w:b w:val="0"/>
-        </w:rPr>
-        <w:t>Connect the claim to its records, units and assumptions so another investigator can challenge or reproduce it.</w:t>
+        <w:pStyle w:val="ListBullet"/>
+      </w:pPr>
+      <w:r>
+        <w:t>Support used: alone / hint / worked example. This record is practice evidence.</w:t>
+      </w:r>
+    </w:p>
+    <w:p>
+      <w:pPr>
+        <w:pStyle w:val="ListBullet"/>
+      </w:pPr>
+      <w:r>
+        <w:t>Project connection: For the Reproducible AI Research Study, retain an annotated worked trace and the changed-case reasoning. Connect the claim to its records, units and assumptions so another investigator can challenge or reproduce it.</w:t>
       </w:r>
     </w:p>
     <w:p>
@@ -1352,56 +1237,43 @@
         <w:pStyle w:val="Heading1"/>
       </w:pPr>
       <w:r>
-        <w:t>13. Project portfolio milestone</w:t>
-      </w:r>
-    </w:p>
-    <w:p>
-      <w:r>
-        <w:t>Keep this week’s input, deciding step, result and limit together in the Reproducible AI Research Study record.</w:t>
-      </w:r>
-    </w:p>
-    <w:p>
-      <w:pPr>
-        <w:spacing w:line="336" w:lineRule="auto" w:after="180"/>
-      </w:pPr>
-      <w:r>
-        <w:rPr>
-          <w:b w:val="0"/>
-        </w:rPr>
+        <w:t>13. Reference · Project milestone</w:t>
+      </w:r>
+    </w:p>
+    <w:p>
+      <w:r>
+        <w:t>Keep this task’s inputs,rule and response together.</w:t>
+      </w:r>
+    </w:p>
+    <w:p>
+      <w:pPr>
+        <w:pStyle w:val="Heading2"/>
+      </w:pPr>
+      <w:r>
+        <w:t>Complete task and evidence</w:t>
+      </w:r>
+    </w:p>
+    <w:p>
+      <w:pPr>
+        <w:pStyle w:val="ListBullet"/>
+      </w:pPr>
+      <w:r>
         <w:t>Project: Reproducible AI Research Study</w:t>
       </w:r>
     </w:p>
     <w:p>
       <w:pPr>
-        <w:spacing w:line="336" w:lineRule="auto" w:after="180"/>
-      </w:pPr>
-      <w:r>
-        <w:rPr>
-          <w:b w:val="0"/>
-        </w:rPr>
-        <w:t xml:space="preserve">Current milestone: Frame the need. Name the user, the problem, allowed </w:t>
-      </w:r>
-      <w:r>
-        <w:rPr>
-          <w:b/>
-        </w:rPr>
-        <w:t>input</w:t>
-      </w:r>
-      <w:r>
-        <w:rPr>
-          <w:b w:val="0"/>
-        </w:rPr>
-        <w:t>s and a safe simple starting method.</w:t>
-      </w:r>
-    </w:p>
-    <w:p>
-      <w:pPr>
-        <w:spacing w:line="336" w:lineRule="auto" w:after="180"/>
-      </w:pPr>
-      <w:r>
-        <w:rPr>
-          <w:b w:val="0"/>
-        </w:rPr>
+        <w:pStyle w:val="ListBullet"/>
+      </w:pPr>
+      <w:r>
+        <w:t>Current milestone: Frame the need. Name the user, the problem, allowed inputs and a safe simple starting method.</w:t>
+      </w:r>
+    </w:p>
+    <w:p>
+      <w:pPr>
+        <w:pStyle w:val="ListBullet"/>
+      </w:pPr>
+      <w:r>
         <w:t>For the Reproducible AI Research Study, retain an annotated worked trace and the changed-case reasoning. Connect the claim to its records, units and assumptions so another investigator can challenge or reproduce it.</w:t>
       </w:r>
     </w:p>
@@ -1559,12 +1431,422 @@
         <w:pStyle w:val="Heading1"/>
       </w:pPr>
       <w:r>
-        <w:t>14. Supported practice and learning evidence</w:t>
-      </w:r>
-    </w:p>
-    <w:p>
-      <w:r>
-        <w:t>Try the supported questions before comparing with hints and feedback. Record what you repaired and the evidence you retained.</w:t>
+        <w:t>14. Extra practice · Predict,check and repair</w:t>
+      </w:r>
+    </w:p>
+    <w:p>
+      <w:r>
+        <w:t>Keep supported feedback separate from the independent case.</w:t>
+      </w:r>
+    </w:p>
+    <w:p>
+      <w:pPr>
+        <w:pStyle w:val="Heading2"/>
+      </w:pPr>
+      <w:r>
+        <w:t>First supported question and optional hint</w:t>
+      </w:r>
+    </w:p>
+    <w:p>
+      <w:pPr>
+        <w:pStyle w:val="ListBullet"/>
+      </w:pPr>
+      <w:r>
+        <w:t>A literature matrix that preserves differences. Two fictional studies evaluate related tools under different conditions.</w:t>
+      </w:r>
+    </w:p>
+    <w:p>
+      <w:pPr>
+        <w:pStyle w:val="Heading3"/>
+      </w:pPr>
+      <w:r>
+        <w:t>Practice 1: explain the deciding evidence</w:t>
+      </w:r>
+    </w:p>
+    <w:p>
+      <w:pPr>
+        <w:pStyle w:val="ListBullet"/>
+      </w:pPr>
+      <w:r>
+        <w:t>Which labelled step matches this detail? Neither study directly compares both tools on the same photos.</w:t>
+      </w:r>
+    </w:p>
+    <w:p>
+      <w:pPr>
+        <w:pStyle w:val="ListBullet"/>
+      </w:pPr>
+      <w:r>
+        <w:t>1. Name missing comparison</w:t>
+      </w:r>
+    </w:p>
+    <w:p>
+      <w:pPr>
+        <w:pStyle w:val="ListBullet"/>
+      </w:pPr>
+      <w:r>
+        <w:t>2. Record each method</w:t>
+      </w:r>
+    </w:p>
+    <w:p>
+      <w:pPr>
+        <w:pStyle w:val="ListBullet"/>
+      </w:pPr>
+      <w:r>
+        <w:t>3. Compare rates carefully</w:t>
+      </w:r>
+    </w:p>
+    <w:p>
+      <w:pPr>
+        <w:pStyle w:val="Heading3"/>
+      </w:pPr>
+      <w:r>
+        <w:t>My selected conclusion, deciding fact and explanation</w:t>
+      </w:r>
+    </w:p>
+    <w:p>
+      <w:r>
+        <w:t>________________________________________________________________</w:t>
+      </w:r>
+    </w:p>
+    <w:p>
+      <w:r>
+        <w:t>________________________________________________________________</w:t>
+      </w:r>
+    </w:p>
+    <w:p>
+      <w:r>
+        <w:t>________________________________________________________________</w:t>
+      </w:r>
+    </w:p>
+    <w:p>
+      <w:r>
+        <w:t>________________________________________________________________</w:t>
+      </w:r>
+    </w:p>
+    <w:p>
+      <w:r>
+        <w:t>________________________________________________________________</w:t>
+      </w:r>
+    </w:p>
+    <w:p>
+      <w:pPr>
+        <w:pStyle w:val="ListBullet"/>
+      </w:pPr>
+      <w:r>
+        <w:t>Hint if needed: Read the steps in the pictorial case. Match the supplied detail to the stage that performs or records it.</w:t>
+      </w:r>
+    </w:p>
+    <w:p>
+      <w:pPr>
+        <w:pStyle w:val="Heading2"/>
+      </w:pPr>
+      <w:r>
+        <w:t>Check after the first attempt · reference / check after trying</w:t>
+      </w:r>
+    </w:p>
+    <w:p>
+      <w:pPr>
+        <w:spacing w:line="336" w:lineRule="auto" w:after="180"/>
+      </w:pPr>
+      <w:r>
+        <w:rPr>
+          <w:b w:val="0"/>
+        </w:rPr>
+        <w:t xml:space="preserve">After your attempt, compare with the supported explanation: Name missing comparison Neither study directly compares both tools on the same photos. A </w:t>
+      </w:r>
+      <w:r>
+        <w:rPr>
+          <w:b/>
+        </w:rPr>
+        <w:t>literature matrix</w:t>
+      </w:r>
+      <w:r>
+        <w:rPr>
+          <w:b w:val="0"/>
+        </w:rPr>
+        <w:t xml:space="preserve"> helps compare </w:t>
+      </w:r>
+      <w:r>
+        <w:rPr>
+          <w:b/>
+        </w:rPr>
+        <w:t>evidence</w:t>
+      </w:r>
+      <w:r>
+        <w:rPr>
+          <w:b w:val="0"/>
+        </w:rPr>
+        <w:t xml:space="preserve"> without flattening differences.</w:t>
+      </w:r>
+    </w:p>
+    <w:p>
+      <w:pPr>
+        <w:spacing w:line="336" w:lineRule="auto" w:after="180"/>
+      </w:pPr>
+      <w:r>
+        <w:rPr>
+          <w:b w:val="0"/>
+        </w:rPr>
+        <w:t>Equal percentages do not mean equivalent tasks, samples or methods.</w:t>
+      </w:r>
+    </w:p>
+    <w:p>
+      <w:pPr>
+        <w:pStyle w:val="Heading2"/>
+      </w:pPr>
+      <w:r>
+        <w:t>Changed-case question and optional hint</w:t>
+      </w:r>
+    </w:p>
+    <w:p>
+      <w:pPr>
+        <w:pStyle w:val="Heading3"/>
+      </w:pPr>
+      <w:r>
+        <w:t>Practice 2: explain the deciding evidence</w:t>
+      </w:r>
+    </w:p>
+    <w:p>
+      <w:pPr>
+        <w:pStyle w:val="ListBullet"/>
+      </w:pPr>
+      <w:r>
+        <w:t>Changed-case practice: Remove the indoor/outdoor column. Which conclusion is supported by the supplied facts?</w:t>
+      </w:r>
+    </w:p>
+    <w:p>
+      <w:pPr>
+        <w:pStyle w:val="ListBullet"/>
+      </w:pPr>
+      <w:r>
+        <w:t>1. The matrix conceals an important condition difference.</w:t>
+      </w:r>
+    </w:p>
+    <w:p>
+      <w:pPr>
+        <w:pStyle w:val="ListBullet"/>
+      </w:pPr>
+      <w:r>
+        <w:t>2. We can decide the result without examining the changed input or the procedure.</w:t>
+      </w:r>
+    </w:p>
+    <w:p>
+      <w:pPr>
+        <w:pStyle w:val="ListBullet"/>
+      </w:pPr>
+      <w:r>
+        <w:t>3. This one example guarantees correct results for every future input.</w:t>
+      </w:r>
+    </w:p>
+    <w:p>
+      <w:pPr>
+        <w:pStyle w:val="Heading3"/>
+      </w:pPr>
+      <w:r>
+        <w:t>My selected conclusion, deciding fact and explanation</w:t>
+      </w:r>
+    </w:p>
+    <w:p>
+      <w:r>
+        <w:t>________________________________________________________________</w:t>
+      </w:r>
+    </w:p>
+    <w:p>
+      <w:r>
+        <w:t>________________________________________________________________</w:t>
+      </w:r>
+    </w:p>
+    <w:p>
+      <w:r>
+        <w:t>________________________________________________________________</w:t>
+      </w:r>
+    </w:p>
+    <w:p>
+      <w:r>
+        <w:t>________________________________________________________________</w:t>
+      </w:r>
+    </w:p>
+    <w:p>
+      <w:r>
+        <w:t>________________________________________________________________</w:t>
+      </w:r>
+    </w:p>
+    <w:p>
+      <w:pPr>
+        <w:pStyle w:val="ListBullet"/>
+      </w:pPr>
+      <w:r>
+        <w:t>Hint if needed: Use the changed condition and the deciding step in the pictorial trace. The answer must say what follows from those facts.</w:t>
+      </w:r>
+    </w:p>
+    <w:p>
+      <w:pPr>
+        <w:pStyle w:val="Heading2"/>
+      </w:pPr>
+      <w:r>
+        <w:t>Check after the changed attempt · reference / check after trying</w:t>
+      </w:r>
+    </w:p>
+    <w:p>
+      <w:pPr>
+        <w:spacing w:line="336" w:lineRule="auto" w:after="180"/>
+      </w:pPr>
+      <w:r>
+        <w:rPr>
+          <w:b w:val="0"/>
+        </w:rPr>
+        <w:t>After your attempt, compare with the supported explanation: The matrix conceals an important condition difference. A reader might now mistake unlike studies for a controlled head-to-head comparison.</w:t>
+      </w:r>
+    </w:p>
+    <w:p>
+      <w:pPr>
+        <w:pStyle w:val="Heading2"/>
+      </w:pPr>
+      <w:r>
+        <w:t>Repair and retain the record</w:t>
+      </w:r>
+    </w:p>
+    <w:p>
+      <w:pPr>
+        <w:spacing w:line="336" w:lineRule="auto" w:after="180"/>
+      </w:pPr>
+      <w:r>
+        <w:rPr>
+          <w:b w:val="0"/>
+        </w:rPr>
+        <w:t xml:space="preserve">Review Replication and reproduction (ai-7/5). Goal: Explain the </w:t>
+      </w:r>
+      <w:r>
+        <w:rPr>
+          <w:b/>
+        </w:rPr>
+        <w:t>mechanism</w:t>
+      </w:r>
+      <w:r>
+        <w:rPr>
+          <w:b w:val="0"/>
+        </w:rPr>
+        <w:t xml:space="preserve"> and terminology of replication and reproduction. Short practice: Calculate the scores from the original and new four-record sets.</w:t>
+      </w:r>
+    </w:p>
+    <w:p>
+      <w:pPr>
+        <w:spacing w:line="336" w:lineRule="auto" w:after="180"/>
+      </w:pPr>
+      <w:r>
+        <w:rPr>
+          <w:b w:val="0"/>
+        </w:rPr>
+        <w:t>Which activity reproduces saved analysis, which repeats the protocol, and why does a different rerun of the original data need investigation?. Return to this week and explain what you changed.</w:t>
+      </w:r>
+    </w:p>
+    <w:p>
+      <w:pPr>
+        <w:spacing w:line="336" w:lineRule="auto" w:after="180"/>
+      </w:pPr>
+      <w:r>
+        <w:rPr>
+          <w:b w:val="0"/>
+        </w:rPr>
+        <w:t xml:space="preserve">Review Finding primary research (ai-7/3). Goal: Explain the </w:t>
+      </w:r>
+      <w:r>
+        <w:rPr>
+          <w:b/>
+        </w:rPr>
+        <w:t>mechanism</w:t>
+      </w:r>
+      <w:r>
+        <w:rPr>
+          <w:b w:val="0"/>
+        </w:rPr>
+        <w:t xml:space="preserve"> and terminology of finding primary research. Short practice: Separate what the blog claims from what the original report records.</w:t>
+      </w:r>
+    </w:p>
+    <w:p>
+      <w:pPr>
+        <w:spacing w:line="336" w:lineRule="auto" w:after="180"/>
+      </w:pPr>
+      <w:r>
+        <w:rPr>
+          <w:b w:val="0"/>
+        </w:rPr>
+        <w:t>Which methods and denominator must be inspected, and what status is honest if the original report is unavailable?. Return to this week and explain what you changed.</w:t>
+      </w:r>
+    </w:p>
+    <w:p>
+      <w:pPr>
+        <w:spacing w:line="336" w:lineRule="auto" w:after="180"/>
+      </w:pPr>
+      <w:r>
+        <w:rPr>
+          <w:b w:val="0"/>
+        </w:rPr>
+        <w:t xml:space="preserve">Use Download completed work in the hosted lesson to export your answers, reflections, practice feedback and code-run </w:t>
+      </w:r>
+      <w:r>
+        <w:rPr>
+          <w:b/>
+        </w:rPr>
+        <w:t>evidence</w:t>
+      </w:r>
+      <w:r>
+        <w:rPr>
+          <w:b w:val="0"/>
+        </w:rPr>
+        <w:t>. Open the HTML copy to read or print it.</w:t>
+      </w:r>
+    </w:p>
+    <w:p>
+      <w:pPr>
+        <w:spacing w:line="336" w:lineRule="auto" w:after="180"/>
+      </w:pPr>
+      <w:r>
+        <w:rPr>
+          <w:b w:val="0"/>
+        </w:rPr>
+        <w:t>Drafts stay in this browser when storage is available; clear drafts on a shared device.</w:t>
+      </w:r>
+    </w:p>
+    <w:p>
+      <w:pPr>
+        <w:pStyle w:val="Heading3"/>
+      </w:pPr>
+      <w:r>
+        <w:t>What I repaired, the evidence I kept and the next test</w:t>
+      </w:r>
+    </w:p>
+    <w:p>
+      <w:r>
+        <w:t>________________________________________________________________</w:t>
+      </w:r>
+    </w:p>
+    <w:p>
+      <w:r>
+        <w:t>________________________________________________________________</w:t>
+      </w:r>
+    </w:p>
+    <w:p>
+      <w:r>
+        <w:t>________________________________________________________________</w:t>
+      </w:r>
+    </w:p>
+    <w:p>
+      <w:r>
+        <w:t>________________________________________________________________</w:t>
+      </w:r>
+    </w:p>
+    <w:p>
+      <w:r>
+        <w:t>________________________________________________________________</w:t>
+      </w:r>
+    </w:p>
+    <w:p>
+      <w:pPr>
+        <w:pStyle w:val="Heading2"/>
+      </w:pPr>
+      <w:r>
+        <w:t>Earlier wording, alternatives and picture transcripts · reference / check after trying</w:t>
       </w:r>
     </w:p>
     <w:p>
@@ -1580,80 +1862,10 @@
     </w:p>
     <w:p>
       <w:pPr>
-        <w:spacing w:line="336" w:lineRule="auto" w:after="180"/>
-      </w:pPr>
-      <w:r>
-        <w:rPr>
-          <w:b w:val="0"/>
-        </w:rPr>
-        <w:t xml:space="preserve">A </w:t>
-      </w:r>
-      <w:r>
-        <w:rPr>
-          <w:b/>
-        </w:rPr>
-        <w:t>literature matrix</w:t>
-      </w:r>
-      <w:r>
-        <w:rPr>
-          <w:b w:val="0"/>
-        </w:rPr>
-        <w:t xml:space="preserve"> that preserves differences. Two fictional studies evaluate related tools under different conditions.</w:t>
-      </w:r>
-    </w:p>
-    <w:p>
-      <w:pPr>
         <w:pStyle w:val="Heading3"/>
       </w:pPr>
       <w:r>
-        <w:t>Practice 1: explain the deciding evidence</w:t>
-      </w:r>
-    </w:p>
-    <w:p>
-      <w:pPr>
-        <w:spacing w:line="336" w:lineRule="auto" w:after="180"/>
-      </w:pPr>
-      <w:r>
-        <w:rPr>
-          <w:b w:val="0"/>
-        </w:rPr>
-        <w:t>Which labelled step matches this detail? Neither study directly compares both tools on the same photos.</w:t>
-      </w:r>
-    </w:p>
-    <w:p>
-      <w:pPr>
-        <w:spacing w:line="336" w:lineRule="auto" w:after="180"/>
-        <w:shd w:fill="F4F9FC"/>
-      </w:pPr>
-      <w:r>
-        <w:rPr>
-          <w:b w:val="0"/>
-        </w:rPr>
-        <w:t>1. Name missing comparison</w:t>
-      </w:r>
-    </w:p>
-    <w:p>
-      <w:pPr>
-        <w:spacing w:line="336" w:lineRule="auto" w:after="180"/>
-        <w:shd w:fill="F4F9FC"/>
-      </w:pPr>
-      <w:r>
-        <w:rPr>
-          <w:b w:val="0"/>
-        </w:rPr>
-        <w:t>2. Record each method</w:t>
-      </w:r>
-    </w:p>
-    <w:p>
-      <w:pPr>
-        <w:spacing w:line="336" w:lineRule="auto" w:after="180"/>
-        <w:shd w:fill="F4F9FC"/>
-      </w:pPr>
-      <w:r>
-        <w:rPr>
-          <w:b w:val="0"/>
-        </w:rPr>
-        <w:t>3. Compare rates carefully</w:t>
+        <w:t>Repair a missing building block</w:t>
       </w:r>
     </w:p>
     <w:p>
@@ -1661,438 +1873,25 @@
         <w:pStyle w:val="Heading3"/>
       </w:pPr>
       <w:r>
-        <w:t>My selected conclusion, deciding fact and explanation</w:t>
-      </w:r>
-    </w:p>
-    <w:p>
-      <w:r>
-        <w:t>________________________________________________________________</w:t>
-      </w:r>
-    </w:p>
-    <w:p>
-      <w:r>
-        <w:t>________________________________________________________________</w:t>
-      </w:r>
-    </w:p>
-    <w:p>
-      <w:r>
-        <w:t>________________________________________________________________</w:t>
-      </w:r>
-    </w:p>
-    <w:p>
-      <w:r>
-        <w:t>________________________________________________________________</w:t>
-      </w:r>
-    </w:p>
-    <w:p>
-      <w:r>
-        <w:t>________________________________________________________________</w:t>
-      </w:r>
-    </w:p>
-    <w:p>
-      <w:pPr>
-        <w:pStyle w:val="Heading3"/>
-      </w:pPr>
-      <w:r>
-        <w:t>Hint · try first</w:t>
-      </w:r>
-    </w:p>
-    <w:p>
-      <w:pPr>
-        <w:spacing w:line="336" w:lineRule="auto" w:after="180"/>
-        <w:shd w:fill="F1F6F8"/>
-      </w:pPr>
-      <w:r>
-        <w:rPr>
-          <w:b w:val="0"/>
-        </w:rPr>
-        <w:t>Hint if needed: Read the steps in the pictorial case. Match the supplied detail to the stage that performs or records it.</w:t>
-      </w:r>
-    </w:p>
-    <w:p>
-      <w:pPr>
-        <w:pStyle w:val="Heading3"/>
-      </w:pPr>
-      <w:r>
-        <w:t>Feedback · compare after trying</w:t>
-      </w:r>
-    </w:p>
-    <w:p>
-      <w:pPr>
-        <w:spacing w:line="336" w:lineRule="auto" w:after="180"/>
-        <w:shd w:fill="F1F6FC"/>
-      </w:pPr>
-      <w:r>
-        <w:rPr>
-          <w:b w:val="0"/>
-        </w:rPr>
-        <w:t xml:space="preserve">After your attempt, compare with the supported explanation: Name missing comparison Neither study directly compares both tools on the same photos. A </w:t>
-      </w:r>
-      <w:r>
-        <w:rPr>
-          <w:b/>
-        </w:rPr>
-        <w:t>literature matrix</w:t>
-      </w:r>
-      <w:r>
-        <w:rPr>
-          <w:b w:val="0"/>
-        </w:rPr>
-        <w:t xml:space="preserve"> helps compare </w:t>
-      </w:r>
-      <w:r>
-        <w:rPr>
-          <w:b/>
-        </w:rPr>
-        <w:t>evidence</w:t>
-      </w:r>
-      <w:r>
-        <w:rPr>
-          <w:b w:val="0"/>
-        </w:rPr>
-        <w:t xml:space="preserve"> without flattening differences.</w:t>
-      </w:r>
-    </w:p>
-    <w:p>
-      <w:pPr>
-        <w:spacing w:line="336" w:lineRule="auto" w:after="180"/>
-        <w:shd w:fill="F1F6FC"/>
-      </w:pPr>
-      <w:r>
-        <w:rPr>
-          <w:b w:val="0"/>
-        </w:rPr>
-        <w:t>Equal percentages do not mean equivalent tasks, samples or methods.</w:t>
-      </w:r>
-    </w:p>
-    <w:p>
-      <w:pPr>
-        <w:pStyle w:val="Heading3"/>
-      </w:pPr>
-      <w:r>
-        <w:t>Practice 2: explain the deciding evidence</w:t>
-      </w:r>
-    </w:p>
-    <w:p>
-      <w:pPr>
-        <w:pStyle w:val="Heading3"/>
-      </w:pPr>
-      <w:r>
-        <w:t>Changed case · predict first</w:t>
-      </w:r>
-    </w:p>
-    <w:p>
-      <w:pPr>
-        <w:spacing w:line="336" w:lineRule="auto" w:after="180"/>
-        <w:shd w:fill="F5F1FB"/>
-      </w:pPr>
-      <w:r>
-        <w:rPr>
-          <w:b w:val="0"/>
-        </w:rPr>
-        <w:t>Changed-case practice: Remove the indoor/outdoor column. Which conclusion is supported by the supplied facts?</w:t>
-      </w:r>
-    </w:p>
-    <w:p>
-      <w:pPr>
-        <w:spacing w:line="336" w:lineRule="auto" w:after="180"/>
-        <w:shd w:fill="F4F9FC"/>
-      </w:pPr>
-      <w:r>
-        <w:rPr>
-          <w:b w:val="0"/>
-        </w:rPr>
-        <w:t>1. The matrix conceals an important condition difference.</w:t>
-      </w:r>
-    </w:p>
-    <w:p>
-      <w:pPr>
-        <w:spacing w:line="336" w:lineRule="auto" w:after="180"/>
-        <w:shd w:fill="F4F9FC"/>
-      </w:pPr>
-      <w:r>
-        <w:rPr>
-          <w:b w:val="0"/>
-        </w:rPr>
-        <w:t xml:space="preserve">2. We can decide the result without examining the changed </w:t>
-      </w:r>
-      <w:r>
-        <w:rPr>
-          <w:b/>
-        </w:rPr>
-        <w:t>input</w:t>
-      </w:r>
-      <w:r>
-        <w:rPr>
-          <w:b w:val="0"/>
-        </w:rPr>
-        <w:t xml:space="preserve"> or the procedure.</w:t>
-      </w:r>
-    </w:p>
-    <w:p>
-      <w:pPr>
-        <w:spacing w:line="336" w:lineRule="auto" w:after="180"/>
-        <w:shd w:fill="F4F9FC"/>
-      </w:pPr>
-      <w:r>
-        <w:rPr>
-          <w:b w:val="0"/>
-        </w:rPr>
-        <w:t xml:space="preserve">3. This one example guarantees correct results for every future </w:t>
-      </w:r>
-      <w:r>
-        <w:rPr>
-          <w:b/>
-        </w:rPr>
-        <w:t>input</w:t>
-      </w:r>
-      <w:r>
-        <w:rPr>
-          <w:b w:val="0"/>
-        </w:rPr>
-        <w:t>.</w:t>
-      </w:r>
-    </w:p>
-    <w:p>
-      <w:pPr>
-        <w:pStyle w:val="Heading3"/>
-      </w:pPr>
-      <w:r>
-        <w:t>My selected conclusion, deciding fact and explanation</w:t>
-      </w:r>
-    </w:p>
-    <w:p>
-      <w:r>
-        <w:t>________________________________________________________________</w:t>
-      </w:r>
-    </w:p>
-    <w:p>
-      <w:r>
-        <w:t>________________________________________________________________</w:t>
-      </w:r>
-    </w:p>
-    <w:p>
-      <w:r>
-        <w:t>________________________________________________________________</w:t>
-      </w:r>
-    </w:p>
-    <w:p>
-      <w:r>
-        <w:t>________________________________________________________________</w:t>
-      </w:r>
-    </w:p>
-    <w:p>
-      <w:r>
-        <w:t>________________________________________________________________</w:t>
-      </w:r>
-    </w:p>
-    <w:p>
-      <w:pPr>
-        <w:pStyle w:val="Heading3"/>
-      </w:pPr>
-      <w:r>
-        <w:t>Hint · try first</w:t>
-      </w:r>
-    </w:p>
-    <w:p>
-      <w:pPr>
-        <w:spacing w:line="336" w:lineRule="auto" w:after="180"/>
-        <w:shd w:fill="F1F6F8"/>
-      </w:pPr>
-      <w:r>
-        <w:rPr>
-          <w:b w:val="0"/>
-        </w:rPr>
-        <w:t>Hint if needed: Use the changed condition and the deciding step in the pictorial trace. The answer must say what follows from those facts.</w:t>
-      </w:r>
-    </w:p>
-    <w:p>
-      <w:pPr>
-        <w:pStyle w:val="Heading3"/>
-      </w:pPr>
-      <w:r>
-        <w:t>Feedback · compare after trying</w:t>
-      </w:r>
-    </w:p>
-    <w:p>
-      <w:pPr>
-        <w:spacing w:line="336" w:lineRule="auto" w:after="180"/>
-        <w:shd w:fill="F1F6FC"/>
-      </w:pPr>
-      <w:r>
-        <w:rPr>
-          <w:b w:val="0"/>
-        </w:rPr>
-        <w:t>After your attempt, compare with the supported explanation: The matrix conceals an important condition difference. A reader might now mistake unlike studies for a controlled head-to-head comparison.</w:t>
-      </w:r>
-    </w:p>
-    <w:p>
-      <w:pPr>
-        <w:pStyle w:val="Heading3"/>
-      </w:pPr>
-      <w:r>
-        <w:t>Repair a missing building block</w:t>
-      </w:r>
-    </w:p>
-    <w:p>
-      <w:pPr>
-        <w:spacing w:line="336" w:lineRule="auto" w:after="180"/>
-      </w:pPr>
-      <w:r>
-        <w:rPr>
-          <w:b w:val="0"/>
-        </w:rPr>
-        <w:t xml:space="preserve">Review Replication and reproduction (ai-7/5). Goal: Explain the </w:t>
-      </w:r>
-      <w:r>
-        <w:rPr>
-          <w:b/>
-        </w:rPr>
-        <w:t>mechanism</w:t>
-      </w:r>
-      <w:r>
-        <w:rPr>
-          <w:b w:val="0"/>
-        </w:rPr>
-        <w:t xml:space="preserve"> and terminology of replication and reproduction. Short practice: Calculate the scores from the original and new four-record sets.</w:t>
-      </w:r>
-    </w:p>
-    <w:p>
-      <w:pPr>
-        <w:spacing w:line="336" w:lineRule="auto" w:after="180"/>
-      </w:pPr>
-      <w:r>
-        <w:rPr>
-          <w:b w:val="0"/>
-        </w:rPr>
-        <w:t>Which activity reproduces saved analysis, which repeats the protocol, and why does a different rerun of the original data need investigation?. Return to this week and explain what you changed.</w:t>
-      </w:r>
-    </w:p>
-    <w:p>
-      <w:pPr>
-        <w:spacing w:line="336" w:lineRule="auto" w:after="180"/>
-      </w:pPr>
-      <w:r>
-        <w:rPr>
-          <w:b w:val="0"/>
-        </w:rPr>
-        <w:t xml:space="preserve">Review Finding primary research (ai-7/3). Goal: Explain the </w:t>
-      </w:r>
-      <w:r>
-        <w:rPr>
-          <w:b/>
-        </w:rPr>
-        <w:t>mechanism</w:t>
-      </w:r>
-      <w:r>
-        <w:rPr>
-          <w:b w:val="0"/>
-        </w:rPr>
-        <w:t xml:space="preserve"> and terminology of finding primary research. Short practice: Separate what the blog claims from what the original report records.</w:t>
-      </w:r>
-    </w:p>
-    <w:p>
-      <w:pPr>
-        <w:spacing w:line="336" w:lineRule="auto" w:after="180"/>
-      </w:pPr>
-      <w:r>
-        <w:rPr>
-          <w:b w:val="0"/>
-        </w:rPr>
-        <w:t>Which methods and denominator must be inspected, and what status is honest if the original report is unavailable?. Return to this week and explain what you changed.</w:t>
-      </w:r>
-    </w:p>
-    <w:p>
-      <w:pPr>
-        <w:pStyle w:val="Heading3"/>
-      </w:pPr>
-      <w:r>
         <w:t>Keep your completed work</w:t>
       </w:r>
     </w:p>
     <w:p>
       <w:pPr>
-        <w:spacing w:line="336" w:lineRule="auto" w:after="180"/>
-      </w:pPr>
-      <w:r>
-        <w:rPr>
-          <w:b w:val="0"/>
-        </w:rPr>
-        <w:t xml:space="preserve">Use Download completed work in the hosted lesson to export your answers, reflections, practice feedback and code-run </w:t>
-      </w:r>
-      <w:r>
-        <w:rPr>
-          <w:b/>
-        </w:rPr>
-        <w:t>evidence</w:t>
-      </w:r>
-      <w:r>
-        <w:rPr>
-          <w:b w:val="0"/>
-        </w:rPr>
-        <w:t>. Open the HTML copy to read or print it.</w:t>
-      </w:r>
-    </w:p>
-    <w:p>
-      <w:pPr>
-        <w:spacing w:line="336" w:lineRule="auto" w:after="180"/>
-      </w:pPr>
-      <w:r>
-        <w:rPr>
-          <w:b w:val="0"/>
-        </w:rPr>
-        <w:t>Drafts stay in this browser when storage is available; clear drafts on a shared device.</w:t>
-      </w:r>
-    </w:p>
-    <w:p>
-      <w:pPr>
-        <w:pStyle w:val="Heading3"/>
-      </w:pPr>
-      <w:r>
-        <w:t>What I repaired, the evidence I kept and the next test</w:t>
-      </w:r>
-    </w:p>
-    <w:p>
-      <w:r>
-        <w:t>________________________________________________________________</w:t>
-      </w:r>
-    </w:p>
-    <w:p>
-      <w:r>
-        <w:t>________________________________________________________________</w:t>
-      </w:r>
-    </w:p>
-    <w:p>
-      <w:r>
-        <w:t>________________________________________________________________</w:t>
-      </w:r>
-    </w:p>
-    <w:p>
-      <w:r>
-        <w:t>________________________________________________________________</w:t>
-      </w:r>
-    </w:p>
-    <w:p>
-      <w:r>
-        <w:t>________________________________________________________________</w:t>
-      </w:r>
-    </w:p>
-    <w:p>
-      <w:pPr>
         <w:pStyle w:val="Heading1"/>
       </w:pPr>
       <w:r>
-        <w:t>15. Visual concept journey</w:t>
-      </w:r>
-    </w:p>
-    <w:p>
-      <w:r>
-        <w:t>Explain each A literature comparison matrix picture from its labels, then record a relevant limit.</w:t>
-      </w:r>
-    </w:p>
-    <w:p>
-      <w:pPr>
-        <w:pStyle w:val="Heading3"/>
+        <w:t>15. Reference · Six-picture response sheets</w:t>
+      </w:r>
+    </w:p>
+    <w:p>
+      <w:r>
+        <w:t>Choose the picture that helps explain the current step.</w:t>
+      </w:r>
+    </w:p>
+    <w:p>
+      <w:pPr>
+        <w:pStyle w:val="Heading2"/>
       </w:pPr>
       <w:r>
         <w:t>01. A literature comparison matrix: the case</w:t>
@@ -2172,7 +1971,6 @@
     <w:p>
       <w:pPr>
         <w:spacing w:line="336" w:lineRule="auto" w:after="180"/>
-        <w:shd w:fill="F5F1FB"/>
       </w:pPr>
       <w:r>
         <w:rPr>
@@ -2211,7 +2009,7 @@
     </w:p>
     <w:p>
       <w:pPr>
-        <w:pStyle w:val="Heading3"/>
+        <w:pStyle w:val="Heading2"/>
       </w:pPr>
       <w:r>
         <w:t>02. Follow the deciding steps</w:t>
@@ -2279,7 +2077,6 @@
     <w:p>
       <w:pPr>
         <w:spacing w:line="336" w:lineRule="auto" w:after="180"/>
-        <w:shd w:fill="F5F1FB"/>
       </w:pPr>
       <w:r>
         <w:rPr>
@@ -2330,7 +2127,7 @@
     </w:p>
     <w:p>
       <w:pPr>
-        <w:pStyle w:val="Heading3"/>
+        <w:pStyle w:val="Heading2"/>
       </w:pPr>
       <w:r>
         <w:t>03. Same rate, different study conditions</w:t>
@@ -2386,7 +2183,6 @@
     <w:p>
       <w:pPr>
         <w:spacing w:line="336" w:lineRule="auto" w:after="180"/>
-        <w:shd w:fill="F5F1FB"/>
       </w:pPr>
       <w:r>
         <w:rPr>
@@ -2425,7 +2221,7 @@
     </w:p>
     <w:p>
       <w:pPr>
-        <w:pStyle w:val="Heading3"/>
+        <w:pStyle w:val="Heading2"/>
       </w:pPr>
       <w:r>
         <w:t>04. Change one thing. Trace what follows.</w:t>
@@ -2492,7 +2288,6 @@
     <w:p>
       <w:pPr>
         <w:spacing w:line="336" w:lineRule="auto" w:after="180"/>
-        <w:shd w:fill="F5F1FB"/>
       </w:pPr>
       <w:r>
         <w:rPr>
@@ -2531,7 +2326,7 @@
     </w:p>
     <w:p>
       <w:pPr>
-        <w:pStyle w:val="Heading3"/>
+        <w:pStyle w:val="Heading2"/>
       </w:pPr>
       <w:r>
         <w:t>05. Connect the explanation to its limit</w:t>
@@ -2622,7 +2417,6 @@
     <w:p>
       <w:pPr>
         <w:spacing w:line="336" w:lineRule="auto" w:after="180"/>
-        <w:shd w:fill="F5F1FB"/>
       </w:pPr>
       <w:r>
         <w:rPr>
@@ -2661,7 +2455,7 @@
     </w:p>
     <w:p>
       <w:pPr>
-        <w:pStyle w:val="Heading3"/>
+        <w:pStyle w:val="Heading2"/>
       </w:pPr>
       <w:r>
         <w:t>06. Make the idea visible in your project</w:t>
@@ -2752,7 +2546,6 @@
     <w:p>
       <w:pPr>
         <w:spacing w:line="336" w:lineRule="auto" w:after="180"/>
-        <w:shd w:fill="F5F1FB"/>
       </w:pPr>
       <w:r>
         <w:rPr>
@@ -2799,6 +2592,62 @@
     <w:p>
       <w:r>
         <w:t>________________________________________________________________</w:t>
+      </w:r>
+    </w:p>
+    <w:p>
+      <w:pPr>
+        <w:pStyle w:val="Heading2"/>
+      </w:pPr>
+      <w:r>
+        <w:t>Earlier wording, alternatives and picture transcripts · reference / check after trying</w:t>
+      </w:r>
+    </w:p>
+    <w:p>
+      <w:pPr>
+        <w:pStyle w:val="Heading3"/>
+      </w:pPr>
+      <w:r>
+        <w:t>01. A literature comparison matrix: the case</w:t>
+      </w:r>
+    </w:p>
+    <w:p>
+      <w:pPr>
+        <w:pStyle w:val="Heading3"/>
+      </w:pPr>
+      <w:r>
+        <w:t>02. Follow the deciding steps</w:t>
+      </w:r>
+    </w:p>
+    <w:p>
+      <w:pPr>
+        <w:pStyle w:val="Heading3"/>
+      </w:pPr>
+      <w:r>
+        <w:t>03. Same rate, different study conditions</w:t>
+      </w:r>
+    </w:p>
+    <w:p>
+      <w:pPr>
+        <w:pStyle w:val="Heading3"/>
+      </w:pPr>
+      <w:r>
+        <w:t>04. Change one thing. Trace what follows.</w:t>
+      </w:r>
+    </w:p>
+    <w:p>
+      <w:pPr>
+        <w:pStyle w:val="Heading3"/>
+      </w:pPr>
+      <w:r>
+        <w:t>05. Connect the explanation to its limit</w:t>
+      </w:r>
+    </w:p>
+    <w:p>
+      <w:pPr>
+        <w:pStyle w:val="Heading3"/>
+      </w:pPr>
+      <w:r>
+        <w:t>06. Make the idea visible in your project</w:t>
       </w:r>
     </w:p>
     <w:sectPr>
